--- a/proxy_service/docs/swagger.docx
+++ b/proxy_service/docs/swagger.docx
@@ -1,6 +1,6 @@
 
 <file path=word/document.xml><?xml version="1.0" encoding="utf-8"?>
-<w:document xmlns:wpc="http://schemas.microsoft.com/office/word/2010/wordprocessingCanvas" xmlns:cx="http://schemas.microsoft.com/office/drawing/2014/chartex" xmlns:cx1="http://schemas.microsoft.com/office/drawing/2015/9/8/chartex" xmlns:cx2="http://schemas.microsoft.com/office/drawing/2015/10/21/chartex" xmlns:cx3="http://schemas.microsoft.com/office/drawing/2016/5/9/chartex" xmlns:cx4="http://schemas.microsoft.com/office/drawing/2016/5/10/chartex" xmlns:cx5="http://schemas.microsoft.com/office/drawing/2016/5/11/chartex" xmlns:cx6="http://schemas.microsoft.com/office/drawing/2016/5/12/chartex" xmlns:cx7="http://schemas.microsoft.com/office/drawing/2016/5/13/chartex" xmlns:cx8="http://schemas.microsoft.com/office/drawing/2016/5/14/chartex" xmlns:mc="http://schemas.openxmlformats.org/markup-compatibility/2006" xmlns:aink="http://schemas.microsoft.com/office/drawing/2016/ink" xmlns:am3d="http://schemas.microsoft.com/office/drawing/2017/model3d" xmlns:o="urn:schemas-microsoft-com:office:office" xmlns:oel="http://schemas.microsoft.com/office/2019/extlst" xmlns:r="http://schemas.openxmlformats.org/officeDocument/2006/relationships" xmlns:m="http://schemas.openxmlformats.org/officeDocument/2006/math" xmlns:v="urn:schemas-microsoft-com:vml" xmlns:wp14="http://schemas.microsoft.com/office/word/2010/wordprocessingDrawing" xmlns:wp="http://schemas.openxmlformats.org/drawingml/2006/wordprocessingDrawing" xmlns:w10="urn:schemas-microsoft-com:office:word" xmlns:w="http://schemas.openxmlformats.org/wordprocessingml/2006/main" xmlns:w14="http://schemas.microsoft.com/office/word/2010/wordml" xmlns:w15="http://schemas.microsoft.com/office/word/2012/wordml" xmlns:w16cex="http://schemas.microsoft.com/office/word/2018/wordml/cex" xmlns:w16cid="http://schemas.microsoft.com/office/word/2016/wordml/cid" xmlns:w16="http://schemas.microsoft.com/office/word/2018/wordml" xmlns:w16du="http://schemas.microsoft.com/office/word/2023/wordml/word16du" xmlns:w16sdtdh="http://schemas.microsoft.com/office/word/2020/wordml/sdtdatahash" xmlns:w16sdtfl="http://schemas.microsoft.com/office/word/2024/wordml/sdtformatlock" xmlns:w16se="http://schemas.microsoft.com/office/word/2015/wordml/symex" xmlns:wpg="http://schemas.microsoft.com/office/word/2010/wordprocessingGroup" xmlns:wpi="http://schemas.microsoft.com/office/word/2010/wordprocessingInk" xmlns:wne="http://schemas.microsoft.com/office/word/2006/wordml" xmlns:wps="http://schemas.microsoft.com/office/word/2010/wordprocessingShape" mc:Ignorable="w14 w15 w16se w16cid w16 w16cex w16sdtdh w16sdtfl w16du wp14">
+<w:document xmlns:wpc="http://schemas.microsoft.com/office/word/2010/wordprocessingCanvas" xmlns:cx="http://schemas.microsoft.com/office/drawing/2014/chartex" xmlns:cx1="http://schemas.microsoft.com/office/drawing/2015/9/8/chartex" xmlns:cx2="http://schemas.microsoft.com/office/drawing/2015/10/21/chartex" xmlns:cx3="http://schemas.microsoft.com/office/drawing/2016/5/9/chartex" xmlns:cx4="http://schemas.microsoft.com/office/drawing/2016/5/10/chartex" xmlns:cx5="http://schemas.microsoft.com/office/drawing/2016/5/11/chartex" xmlns:cx6="http://schemas.microsoft.com/office/drawing/2016/5/12/chartex" xmlns:cx7="http://schemas.microsoft.com/office/drawing/2016/5/13/chartex" xmlns:cx8="http://schemas.microsoft.com/office/drawing/2016/5/14/chartex" xmlns:mc="http://schemas.openxmlformats.org/markup-compatibility/2006" xmlns:aink="http://schemas.microsoft.com/office/drawing/2016/ink" xmlns:am3d="http://schemas.microsoft.com/office/drawing/2017/model3d" xmlns:o="urn:schemas-microsoft-com:office:office" xmlns:r="http://schemas.openxmlformats.org/officeDocument/2006/relationships" xmlns:m="http://schemas.openxmlformats.org/officeDocument/2006/math" xmlns:v="urn:schemas-microsoft-com:vml" xmlns:wp14="http://schemas.microsoft.com/office/word/2010/wordprocessingDrawing" xmlns:wp="http://schemas.openxmlformats.org/drawingml/2006/wordprocessingDrawing" xmlns:w10="urn:schemas-microsoft-com:office:word" xmlns:w="http://schemas.openxmlformats.org/wordprocessingml/2006/main" xmlns:w14="http://schemas.microsoft.com/office/word/2010/wordml" xmlns:w15="http://schemas.microsoft.com/office/word/2012/wordml" xmlns:w16cex="http://schemas.microsoft.com/office/word/2018/wordml/cex" xmlns:w16cid="http://schemas.microsoft.com/office/word/2016/wordml/cid" xmlns:w16="http://schemas.microsoft.com/office/word/2018/wordml" xmlns:w16sdtdh="http://schemas.microsoft.com/office/word/2020/wordml/sdtdatahash" xmlns:w16se="http://schemas.microsoft.com/office/word/2015/wordml/symex" xmlns:wpg="http://schemas.microsoft.com/office/word/2010/wordprocessingGroup" xmlns:wpi="http://schemas.microsoft.com/office/word/2010/wordprocessingInk" xmlns:wne="http://schemas.microsoft.com/office/word/2006/wordml" xmlns:wps="http://schemas.microsoft.com/office/word/2010/wordprocessingShape" mc:Ignorable="w14 w15 w16se w16cid w16 w16cex w16sdtdh wp14">
   <w:body>
     <w:p>
       <w:pPr>
@@ -47,9 +47,6 @@
           <w:p>
             <w:pPr>
               <w:pStyle w:val="CODE"/>
-              <w:rPr>
-                <w:rFonts w:hint="eastAsia"/>
-              </w:rPr>
             </w:pPr>
             <w:r>
               <w:t>/login</w:t>
@@ -79,9 +76,6 @@
           <w:p>
             <w:pPr>
               <w:pStyle w:val="CODE"/>
-              <w:rPr>
-                <w:rFonts w:hint="eastAsia"/>
-              </w:rPr>
             </w:pPr>
             <w:r>
               <w:rPr>
@@ -209,13 +203,8 @@
           </w:tcPr>
           <w:p>
             <w:r>
-              <w:t>application/</w:t>
-            </w:r>
-            <w:proofErr w:type="spellStart"/>
-            <w:r>
-              <w:t>json</w:t>
-            </w:r>
-            <w:proofErr w:type="spellEnd"/>
+              <w:t>application/json</w:t>
+            </w:r>
           </w:p>
         </w:tc>
       </w:tr>
@@ -260,19 +249,7 @@
                 <w:rPr>
                   <w:rStyle w:val="Hyperlink"/>
                 </w:rPr>
-                <w:t>LoginR</w:t>
-              </w:r>
-              <w:r>
-                <w:rPr>
-                  <w:rStyle w:val="Hyperlink"/>
-                </w:rPr>
-                <w:t>e</w:t>
-              </w:r>
-              <w:r>
-                <w:rPr>
-                  <w:rStyle w:val="Hyperlink"/>
-                </w:rPr>
-                <w:t>quest</w:t>
+                <w:t>LoginRequest</w:t>
               </w:r>
             </w:hyperlink>
             <w:r>
@@ -298,16 +275,8 @@
         <w:rPr>
           <w:rFonts w:ascii="Consolas" w:hAnsi="Consolas"/>
         </w:rPr>
-        <w:t>application/</w:t>
-      </w:r>
-      <w:proofErr w:type="spellStart"/>
-      <w:r>
-        <w:rPr>
-          <w:rFonts w:ascii="Consolas" w:hAnsi="Consolas"/>
-        </w:rPr>
-        <w:t>json</w:t>
-      </w:r>
-      <w:proofErr w:type="spellEnd"/>
+        <w:t>application/json</w:t>
+      </w:r>
     </w:p>
     <w:tbl>
       <w:tblPr>
@@ -517,9 +486,6 @@
       <w:pPr>
         <w:pStyle w:val="CODE"/>
         <w:shd w:val="clear" w:color="auto" w:fill="E0E0E0"/>
-        <w:rPr>
-          <w:rFonts w:hint="eastAsia"/>
-        </w:rPr>
       </w:pPr>
       <w:r>
         <w:t>{</w:t>
@@ -528,36 +494,21 @@
         <w:br/>
       </w:r>
       <w:r>
+        <w:t xml:space="preserve">    "username": "user_test"</w:t>
+      </w:r>
+      <w:r>
+        <w:t>,</w:t>
+      </w:r>
+      <w:r>
+        <w:br/>
         <w:t xml:space="preserve">    </w:t>
       </w:r>
       <w:r>
-        <w:t>"username": "</w:t>
-      </w:r>
-      <w:proofErr w:type="spellStart"/>
-      <w:r>
-        <w:t>user_test</w:t>
-      </w:r>
-      <w:proofErr w:type="spellEnd"/>
-      <w:r>
-        <w:t>"</w:t>
-      </w:r>
-      <w:r>
-        <w:t>,</w:t>
-      </w:r>
-      <w:r>
-        <w:br/>
-      </w:r>
-      <w:r>
-        <w:t xml:space="preserve">    </w:t>
-      </w:r>
-      <w:r>
         <w:t>"password": "</w:t>
       </w:r>
-      <w:proofErr w:type="spellStart"/>
       <w:r>
         <w:t>user_pass</w:t>
       </w:r>
-      <w:proofErr w:type="spellEnd"/>
       <w:r>
         <w:t>"</w:t>
       </w:r>
@@ -571,12 +522,21 @@
         <w:pStyle w:val="Heading2"/>
       </w:pPr>
       <w:r>
-        <w:t>Register a new user</w:t>
+        <w:t xml:space="preserve">Secure </w:t>
+      </w:r>
+      <w:r>
+        <w:t>Login a user</w:t>
       </w:r>
     </w:p>
     <w:p>
       <w:r>
-        <w:t>Create a new user account with username, password, and role</w:t>
+        <w:t>Authenticate user credentials</w:t>
+      </w:r>
+      <w:r>
+        <w:t>, captcha</w:t>
+      </w:r>
+      <w:r>
+        <w:t xml:space="preserve"> and return a signed JWT</w:t>
       </w:r>
     </w:p>
     <w:tbl>
@@ -611,12 +571,15 @@
           <w:p>
             <w:pPr>
               <w:pStyle w:val="CODE"/>
-              <w:rPr>
-                <w:rFonts w:hint="eastAsia"/>
-              </w:rPr>
             </w:pPr>
             <w:r>
-              <w:t>/users</w:t>
+              <w:t>/</w:t>
+            </w:r>
+            <w:r>
+              <w:t>secure-</w:t>
+            </w:r>
+            <w:r>
+              <w:t>login</w:t>
             </w:r>
           </w:p>
         </w:tc>
@@ -643,9 +606,6 @@
           <w:p>
             <w:pPr>
               <w:pStyle w:val="CODE"/>
-              <w:rPr>
-                <w:rFonts w:hint="eastAsia"/>
-              </w:rPr>
             </w:pPr>
             <w:r>
               <w:rPr>
@@ -773,13 +733,8 @@
           </w:tcPr>
           <w:p>
             <w:r>
-              <w:t>application/</w:t>
-            </w:r>
-            <w:proofErr w:type="spellStart"/>
-            <w:r>
-              <w:t>json</w:t>
-            </w:r>
-            <w:proofErr w:type="spellEnd"/>
+              <w:t>application/json</w:t>
+            </w:r>
           </w:p>
         </w:tc>
       </w:tr>
@@ -810,7 +765,7 @@
           </w:tcPr>
           <w:p>
             <w:r>
-              <w:t>Registration payload</w:t>
+              <w:t>Login payload</w:t>
             </w:r>
           </w:p>
         </w:tc>
@@ -819,12 +774,30 @@
             <w:tcW w:w="2160" w:type="dxa"/>
           </w:tcPr>
           <w:p>
-            <w:hyperlink w:anchor="_RegisterRequest" w:history="1">
+            <w:r>
+              <w:rPr>
+                <w:rStyle w:val="Hyperlink"/>
+              </w:rPr>
+              <w:t>Secure</w:t>
+            </w:r>
+            <w:hyperlink w:anchor="_SecureLoginRequest" w:history="1">
               <w:r>
                 <w:rPr>
                   <w:rStyle w:val="Hyperlink"/>
                 </w:rPr>
-                <w:t>RegisterRequest</w:t>
+                <w:t>Lo</w:t>
+              </w:r>
+              <w:r>
+                <w:rPr>
+                  <w:rStyle w:val="Hyperlink"/>
+                </w:rPr>
+                <w:t>g</w:t>
+              </w:r>
+              <w:r>
+                <w:rPr>
+                  <w:rStyle w:val="Hyperlink"/>
+                </w:rPr>
+                <w:t>inRequest</w:t>
               </w:r>
             </w:hyperlink>
             <w:r>
@@ -850,16 +823,8 @@
         <w:rPr>
           <w:rFonts w:ascii="Consolas" w:hAnsi="Consolas"/>
         </w:rPr>
-        <w:t>application/</w:t>
-      </w:r>
-      <w:proofErr w:type="spellStart"/>
-      <w:r>
-        <w:rPr>
-          <w:rFonts w:ascii="Consolas" w:hAnsi="Consolas"/>
-        </w:rPr>
-        <w:t>json</w:t>
-      </w:r>
-      <w:proofErr w:type="spellEnd"/>
+        <w:t>application/json</w:t>
+      </w:r>
     </w:p>
     <w:tbl>
       <w:tblPr>
@@ -941,7 +906,7 @@
                 <w:b/>
                 <w:color w:val="00682F"/>
               </w:rPr>
-              <w:t>User registered successfully</w:t>
+              <w:t>JWT token</w:t>
             </w:r>
           </w:p>
         </w:tc>
@@ -977,7 +942,7 @@
           </w:tcPr>
           <w:p>
             <w:r>
-              <w:t>Invalid input or missing fields</w:t>
+              <w:t>Invalid JSON format</w:t>
             </w:r>
           </w:p>
         </w:tc>
@@ -999,6 +964,39 @@
           </w:tcPr>
           <w:p>
             <w:r>
+              <w:lastRenderedPageBreak/>
+              <w:t>401</w:t>
+            </w:r>
+          </w:p>
+        </w:tc>
+        <w:tc>
+          <w:tcPr>
+            <w:tcW w:w="2880" w:type="dxa"/>
+          </w:tcPr>
+          <w:p>
+            <w:r>
+              <w:t>Unauthorized: invalid credentials</w:t>
+            </w:r>
+          </w:p>
+        </w:tc>
+        <w:tc>
+          <w:tcPr>
+            <w:tcW w:w="2880" w:type="dxa"/>
+          </w:tcPr>
+          <w:p>
+            <w:r>
+              <w:t>No Content</w:t>
+            </w:r>
+          </w:p>
+        </w:tc>
+      </w:tr>
+      <w:tr>
+        <w:tc>
+          <w:tcPr>
+            <w:tcW w:w="2880" w:type="dxa"/>
+          </w:tcPr>
+          <w:p>
+            <w:r>
               <w:t>500</w:t>
             </w:r>
           </w:p>
@@ -1009,7 +1007,7 @@
           </w:tcPr>
           <w:p>
             <w:r>
-              <w:t>Server error during registration</w:t>
+              <w:t>Server error during token generation</w:t>
             </w:r>
           </w:p>
         </w:tc>
@@ -1037,48 +1035,72 @@
       <w:pPr>
         <w:pStyle w:val="CODE"/>
         <w:shd w:val="clear" w:color="auto" w:fill="E0E0E0"/>
+      </w:pPr>
+      <w:r>
+        <w:t>{</w:t>
+      </w:r>
+      <w:r>
+        <w:br/>
+        <w:t xml:space="preserve">    "username": "user_test",</w:t>
+      </w:r>
+      <w:r>
+        <w:br/>
+        <w:t xml:space="preserve">    "password": "user_pass"</w:t>
+      </w:r>
+      <w:r>
+        <w:t>,</w:t>
+      </w:r>
+      <w:r>
+        <w:br/>
+      </w:r>
+      <w:r>
         <w:rPr>
-          <w:rFonts w:hint="eastAsia"/>
+          <w:rFonts w:eastAsia="Times New Roman" w:cs="Courier New"/>
+          <w:b/>
+          <w:bCs/>
+          <w:color w:val="FFFFFF"/>
+          <w:sz w:val="18"/>
+          <w:szCs w:val="18"/>
         </w:rPr>
-      </w:pPr>
-      <w:r>
-        <w:t>{</w:t>
-      </w:r>
-      <w:r>
+        <w:t xml:space="preserve">     </w:t>
+      </w:r>
+      <w:r>
+        <w:t>"captchaId": "</w:t>
+      </w:r>
+      <w:r>
+        <w:t>234</w:t>
+      </w:r>
+      <w:r>
+        <w:t>",</w:t>
+      </w:r>
+      <w:r>
+        <w:rPr>
+          <w:rFonts w:eastAsia="Times New Roman" w:cs="Courier New"/>
+          <w:b/>
+          <w:bCs/>
+          <w:color w:val="FFFFFF"/>
+          <w:sz w:val="18"/>
+          <w:szCs w:val="18"/>
+        </w:rPr>
         <w:br/>
-      </w:r>
-      <w:r>
-        <w:t xml:space="preserve">    "username": "</w:t>
-      </w:r>
-      <w:proofErr w:type="spellStart"/>
-      <w:r>
-        <w:t>new_user</w:t>
-      </w:r>
-      <w:proofErr w:type="spellEnd"/>
-      <w:r>
-        <w:t>"</w:t>
-      </w:r>
-      <w:r>
-        <w:t>,</w:t>
-      </w:r>
-      <w:r>
-        <w:br/>
-        <w:t xml:space="preserve">    "password": "</w:t>
-      </w:r>
-      <w:proofErr w:type="spellStart"/>
-      <w:r>
-        <w:t>user_pass</w:t>
-      </w:r>
-      <w:proofErr w:type="spellEnd"/>
-      <w:r>
-        <w:t>",</w:t>
-      </w:r>
-      <w:r>
-        <w:br/>
-        <w:t xml:space="preserve">    "role": "</w:t>
-      </w:r>
-      <w:r>
-        <w:t>demo</w:t>
+        <w:t xml:space="preserve">   </w:t>
+      </w:r>
+      <w:r>
+        <w:rPr>
+          <w:rFonts w:eastAsia="Times New Roman" w:cs="Courier New"/>
+          <w:b/>
+          <w:bCs/>
+          <w:color w:val="FFFFFF"/>
+          <w:sz w:val="18"/>
+          <w:szCs w:val="18"/>
+        </w:rPr>
+        <w:t xml:space="preserve">  </w:t>
+      </w:r>
+      <w:r>
+        <w:t>"captchaSolution": "</w:t>
+      </w:r>
+      <w:r>
+        <w:t>hg5e2</w:t>
       </w:r>
       <w:r>
         <w:t>"</w:t>
@@ -1092,13 +1114,18 @@
       <w:pPr>
         <w:pStyle w:val="Heading2"/>
       </w:pPr>
-      <w:r>
-        <w:t>Delete a user</w:t>
-      </w:r>
     </w:p>
     <w:p>
-      <w:r>
-        <w:t>Delete an existing user account (admin only)</w:t>
+      <w:pPr>
+        <w:pStyle w:val="Heading2"/>
+      </w:pPr>
+      <w:r>
+        <w:t>Register a new user</w:t>
+      </w:r>
+    </w:p>
+    <w:p>
+      <w:r>
+        <w:t>Create a new user account with username, password, and role</w:t>
       </w:r>
     </w:p>
     <w:tbl>
@@ -1133,12 +1160,9 @@
           <w:p>
             <w:pPr>
               <w:pStyle w:val="CODE"/>
-              <w:rPr>
-                <w:rFonts w:hint="eastAsia"/>
-              </w:rPr>
             </w:pPr>
             <w:r>
-              <w:t>/users/{username}</w:t>
+              <w:t>/users</w:t>
             </w:r>
           </w:p>
         </w:tc>
@@ -1165,16 +1189,13 @@
           <w:p>
             <w:pPr>
               <w:pStyle w:val="CODE"/>
-              <w:rPr>
-                <w:rFonts w:hint="eastAsia"/>
-              </w:rPr>
             </w:pPr>
             <w:r>
               <w:rPr>
                 <w:b/>
-                <w:color w:val="F82020"/>
+                <w:color w:val="00682F"/>
               </w:rPr>
-              <w:t>DELETE</w:t>
+              <w:t>POST</w:t>
             </w:r>
           </w:p>
         </w:tc>
@@ -1265,7 +1286,7 @@
           </w:tcPr>
           <w:p>
             <w:r>
-              <w:t>PATH</w:t>
+              <w:t>HEADERS</w:t>
             </w:r>
           </w:p>
         </w:tc>
@@ -1275,7 +1296,7 @@
           </w:tcPr>
           <w:p>
             <w:r>
-              <w:t>username</w:t>
+              <w:t>Content-Type</w:t>
             </w:r>
           </w:p>
         </w:tc>
@@ -1285,7 +1306,7 @@
           </w:tcPr>
           <w:p>
             <w:r>
-              <w:t>Username to delete</w:t>
+              <w:t>Content Type of Request</w:t>
             </w:r>
           </w:p>
         </w:tc>
@@ -1295,7 +1316,57 @@
           </w:tcPr>
           <w:p>
             <w:r>
-              <w:t>string</w:t>
+              <w:t>application/json</w:t>
+            </w:r>
+          </w:p>
+        </w:tc>
+      </w:tr>
+      <w:tr>
+        <w:tc>
+          <w:tcPr>
+            <w:tcW w:w="2160" w:type="dxa"/>
+          </w:tcPr>
+          <w:p>
+            <w:r>
+              <w:t>BODY</w:t>
+            </w:r>
+          </w:p>
+        </w:tc>
+        <w:tc>
+          <w:tcPr>
+            <w:tcW w:w="2160" w:type="dxa"/>
+          </w:tcPr>
+          <w:p>
+            <w:r>
+              <w:t>request</w:t>
+            </w:r>
+          </w:p>
+        </w:tc>
+        <w:tc>
+          <w:tcPr>
+            <w:tcW w:w="2160" w:type="dxa"/>
+          </w:tcPr>
+          <w:p>
+            <w:r>
+              <w:t>Registration payload</w:t>
+            </w:r>
+          </w:p>
+        </w:tc>
+        <w:tc>
+          <w:tcPr>
+            <w:tcW w:w="2160" w:type="dxa"/>
+          </w:tcPr>
+          <w:p>
+            <w:hyperlink w:anchor="_RegisterRequest" w:history="1">
+              <w:r>
+                <w:rPr>
+                  <w:rStyle w:val="Hyperlink"/>
+                </w:rPr>
+                <w:t>RegisterRequest</w:t>
+              </w:r>
+            </w:hyperlink>
+            <w:r>
+              <w:t xml:space="preserve"> [object]</w:t>
             </w:r>
           </w:p>
         </w:tc>
@@ -1317,16 +1388,8 @@
         <w:rPr>
           <w:rFonts w:ascii="Consolas" w:hAnsi="Consolas"/>
         </w:rPr>
-        <w:t>application/</w:t>
-      </w:r>
-      <w:proofErr w:type="spellStart"/>
-      <w:r>
-        <w:rPr>
-          <w:rFonts w:ascii="Consolas" w:hAnsi="Consolas"/>
-        </w:rPr>
-        <w:t>json</w:t>
-      </w:r>
-      <w:proofErr w:type="spellEnd"/>
+        <w:t>application/json</w:t>
+      </w:r>
     </w:p>
     <w:tbl>
       <w:tblPr>
@@ -1408,7 +1471,7 @@
                 <w:b/>
                 <w:color w:val="00682F"/>
               </w:rPr>
-              <w:t>User deleted successfully</w:t>
+              <w:t>User registered successfully</w:t>
             </w:r>
           </w:p>
         </w:tc>
@@ -1444,7 +1507,7 @@
           </w:tcPr>
           <w:p>
             <w:r>
-              <w:t>Username is required</w:t>
+              <w:t>Invalid input or missing fields</w:t>
             </w:r>
           </w:p>
         </w:tc>
@@ -1466,7 +1529,7 @@
           </w:tcPr>
           <w:p>
             <w:r>
-              <w:t>404</w:t>
+              <w:t>500</w:t>
             </w:r>
           </w:p>
         </w:tc>
@@ -1476,39 +1539,7 @@
           </w:tcPr>
           <w:p>
             <w:r>
-              <w:t>User not found</w:t>
-            </w:r>
-          </w:p>
-        </w:tc>
-        <w:tc>
-          <w:tcPr>
-            <w:tcW w:w="2880" w:type="dxa"/>
-          </w:tcPr>
-          <w:p>
-            <w:r>
-              <w:t>No Content</w:t>
-            </w:r>
-          </w:p>
-        </w:tc>
-      </w:tr>
-      <w:tr>
-        <w:tc>
-          <w:tcPr>
-            <w:tcW w:w="2880" w:type="dxa"/>
-          </w:tcPr>
-          <w:p>
-            <w:r>
-              <w:t>500</w:t>
-            </w:r>
-          </w:p>
-        </w:tc>
-        <w:tc>
-          <w:tcPr>
-            <w:tcW w:w="2880" w:type="dxa"/>
-          </w:tcPr>
-          <w:p>
-            <w:r>
-              <w:t>Could not delete user</w:t>
+              <w:t>Server error during registration</w:t>
             </w:r>
           </w:p>
         </w:tc>
@@ -1526,15 +1557,48 @@
     </w:tbl>
     <w:p>
       <w:pPr>
+        <w:pStyle w:val="Heading3"/>
+      </w:pPr>
+      <w:r>
+        <w:t>Sample Request [body]</w:t>
+      </w:r>
+    </w:p>
+    <w:p>
+      <w:pPr>
+        <w:pStyle w:val="CODE"/>
+        <w:shd w:val="clear" w:color="auto" w:fill="E0E0E0"/>
+      </w:pPr>
+      <w:r>
+        <w:t>{</w:t>
+      </w:r>
+      <w:r>
+        <w:br/>
+        <w:t xml:space="preserve">    "username": "new_user",</w:t>
+      </w:r>
+      <w:r>
+        <w:br/>
+        <w:t xml:space="preserve">    "password": "user_pass",</w:t>
+      </w:r>
+      <w:r>
+        <w:br/>
+        <w:t xml:space="preserve">    "role": "demo"</w:t>
+      </w:r>
+      <w:r>
+        <w:br/>
+        <w:t>}</w:t>
+      </w:r>
+    </w:p>
+    <w:p>
+      <w:pPr>
         <w:pStyle w:val="Heading2"/>
       </w:pPr>
       <w:r>
-        <w:t>Update user role</w:t>
+        <w:t>Delete a user</w:t>
       </w:r>
     </w:p>
     <w:p>
       <w:r>
-        <w:t>Update the role of an existing user (admin only)</w:t>
+        <w:t>Delete an existing user account (admin only)</w:t>
       </w:r>
     </w:p>
     <w:tbl>
@@ -1558,6 +1622,7 @@
               <w:rPr>
                 <w:b/>
               </w:rPr>
+              <w:lastRenderedPageBreak/>
               <w:t>Path</w:t>
             </w:r>
           </w:p>
@@ -1569,12 +1634,9 @@
           <w:p>
             <w:pPr>
               <w:pStyle w:val="CODE"/>
-              <w:rPr>
-                <w:rFonts w:hint="eastAsia"/>
-              </w:rPr>
             </w:pPr>
             <w:r>
-              <w:t>/users/{username}/role</w:t>
+              <w:t>/users/{username}</w:t>
             </w:r>
           </w:p>
         </w:tc>
@@ -1601,16 +1663,13 @@
           <w:p>
             <w:pPr>
               <w:pStyle w:val="CODE"/>
-              <w:rPr>
-                <w:rFonts w:hint="eastAsia"/>
-              </w:rPr>
             </w:pPr>
             <w:r>
               <w:rPr>
                 <w:b/>
-                <w:color w:val="FC9518"/>
+                <w:color w:val="F82020"/>
               </w:rPr>
-              <w:t>PUT</w:t>
+              <w:t>DELETE</w:t>
             </w:r>
           </w:p>
         </w:tc>
@@ -1701,7 +1760,7 @@
           </w:tcPr>
           <w:p>
             <w:r>
-              <w:t>HEADERS</w:t>
+              <w:t>PATH</w:t>
             </w:r>
           </w:p>
         </w:tc>
@@ -1711,7 +1770,7 @@
           </w:tcPr>
           <w:p>
             <w:r>
-              <w:t>Content-Type</w:t>
+              <w:t>username</w:t>
             </w:r>
           </w:p>
         </w:tc>
@@ -1721,7 +1780,7 @@
           </w:tcPr>
           <w:p>
             <w:r>
-              <w:t>Content Type of Request</w:t>
+              <w:t>Username to delete</w:t>
             </w:r>
           </w:p>
         </w:tc>
@@ -1731,104 +1790,7 @@
           </w:tcPr>
           <w:p>
             <w:r>
-              <w:t>application/</w:t>
-            </w:r>
-            <w:proofErr w:type="spellStart"/>
-            <w:r>
-              <w:t>json</w:t>
-            </w:r>
-            <w:proofErr w:type="spellEnd"/>
-          </w:p>
-        </w:tc>
-      </w:tr>
-      <w:tr>
-        <w:tc>
-          <w:tcPr>
-            <w:tcW w:w="2160" w:type="dxa"/>
-          </w:tcPr>
-          <w:p>
-            <w:r>
-              <w:t>PATH</w:t>
-            </w:r>
-          </w:p>
-        </w:tc>
-        <w:tc>
-          <w:tcPr>
-            <w:tcW w:w="2160" w:type="dxa"/>
-          </w:tcPr>
-          <w:p>
-            <w:r>
-              <w:t>username</w:t>
-            </w:r>
-          </w:p>
-        </w:tc>
-        <w:tc>
-          <w:tcPr>
-            <w:tcW w:w="2160" w:type="dxa"/>
-          </w:tcPr>
-          <w:p>
-            <w:r>
-              <w:t>Username to update</w:t>
-            </w:r>
-          </w:p>
-        </w:tc>
-        <w:tc>
-          <w:tcPr>
-            <w:tcW w:w="2160" w:type="dxa"/>
-          </w:tcPr>
-          <w:p>
-            <w:r>
               <w:t>string</w:t>
-            </w:r>
-          </w:p>
-        </w:tc>
-      </w:tr>
-      <w:tr>
-        <w:tc>
-          <w:tcPr>
-            <w:tcW w:w="2160" w:type="dxa"/>
-          </w:tcPr>
-          <w:p>
-            <w:r>
-              <w:t>BODY</w:t>
-            </w:r>
-          </w:p>
-        </w:tc>
-        <w:tc>
-          <w:tcPr>
-            <w:tcW w:w="2160" w:type="dxa"/>
-          </w:tcPr>
-          <w:p>
-            <w:r>
-              <w:t>request</w:t>
-            </w:r>
-          </w:p>
-        </w:tc>
-        <w:tc>
-          <w:tcPr>
-            <w:tcW w:w="2160" w:type="dxa"/>
-          </w:tcPr>
-          <w:p>
-            <w:r>
-              <w:t>Role update payload</w:t>
-            </w:r>
-          </w:p>
-        </w:tc>
-        <w:tc>
-          <w:tcPr>
-            <w:tcW w:w="2160" w:type="dxa"/>
-          </w:tcPr>
-          <w:p>
-            <w:hyperlink w:anchor="_RoleUpdateRequest" w:history="1">
-              <w:r>
-                <w:rPr>
-                  <w:rStyle w:val="Hyperlink"/>
-                </w:rPr>
-                <w:t>RoleUpdateRequest</w:t>
-              </w:r>
-            </w:hyperlink>
-            <w:r>
-              <w:t xml:space="preserve"> [object]</w:t>
             </w:r>
           </w:p>
         </w:tc>
@@ -1850,16 +1812,8 @@
         <w:rPr>
           <w:rFonts w:ascii="Consolas" w:hAnsi="Consolas"/>
         </w:rPr>
-        <w:t>application/</w:t>
-      </w:r>
-      <w:proofErr w:type="spellStart"/>
-      <w:r>
-        <w:rPr>
-          <w:rFonts w:ascii="Consolas" w:hAnsi="Consolas"/>
-        </w:rPr>
-        <w:t>json</w:t>
-      </w:r>
-      <w:proofErr w:type="spellEnd"/>
+        <w:t>application/json</w:t>
+      </w:r>
     </w:p>
     <w:tbl>
       <w:tblPr>
@@ -1941,7 +1895,7 @@
                 <w:b/>
                 <w:color w:val="00682F"/>
               </w:rPr>
-              <w:t>User role updated successfully</w:t>
+              <w:t>User deleted successfully</w:t>
             </w:r>
           </w:p>
         </w:tc>
@@ -1977,7 +1931,7 @@
           </w:tcPr>
           <w:p>
             <w:r>
-              <w:t>Invalid input or missing fields</w:t>
+              <w:t>Username is required</w:t>
             </w:r>
           </w:p>
         </w:tc>
@@ -2041,7 +1995,7 @@
           </w:tcPr>
           <w:p>
             <w:r>
-              <w:t>Failed to update user role</w:t>
+              <w:t>Could not delete user</w:t>
             </w:r>
           </w:p>
         </w:tc>
@@ -2059,51 +2013,15 @@
     </w:tbl>
     <w:p>
       <w:pPr>
-        <w:pStyle w:val="Heading3"/>
+        <w:pStyle w:val="Heading2"/>
       </w:pPr>
       <w:r>
-        <w:t>Sample Request [body]</w:t>
+        <w:t>Update user role</w:t>
       </w:r>
     </w:p>
     <w:p>
-      <w:pPr>
-        <w:pStyle w:val="CODE"/>
-        <w:shd w:val="clear" w:color="auto" w:fill="E0E0E0"/>
-        <w:rPr>
-          <w:rFonts w:hint="eastAsia"/>
-        </w:rPr>
-      </w:pPr>
-      <w:r>
-        <w:t>{</w:t>
-      </w:r>
-      <w:r>
-        <w:br/>
-        <w:t xml:space="preserve">    "role": "</w:t>
-      </w:r>
-      <w:proofErr w:type="spellStart"/>
-      <w:r>
-        <w:t>new_role</w:t>
-      </w:r>
-      <w:proofErr w:type="spellEnd"/>
-      <w:r>
-        <w:t>"</w:t>
-      </w:r>
-      <w:r>
-        <w:br/>
-        <w:t>}</w:t>
-      </w:r>
-    </w:p>
-    <w:p>
-      <w:pPr>
-        <w:pStyle w:val="Heading2"/>
-      </w:pPr>
-      <w:r>
-        <w:t>Create a new role</w:t>
-      </w:r>
-    </w:p>
-    <w:p>
-      <w:r>
-        <w:t>Allows an admin to create a new role by specifying name and description.</w:t>
+      <w:r>
+        <w:t>Update the role of an existing user (admin only)</w:t>
       </w:r>
     </w:p>
     <w:tbl>
@@ -2138,12 +2056,9 @@
           <w:p>
             <w:pPr>
               <w:pStyle w:val="CODE"/>
-              <w:rPr>
-                <w:rFonts w:hint="eastAsia"/>
-              </w:rPr>
             </w:pPr>
             <w:r>
-              <w:t>/roles</w:t>
+              <w:t>/users/{username}/role</w:t>
             </w:r>
           </w:p>
         </w:tc>
@@ -2170,16 +2085,13 @@
           <w:p>
             <w:pPr>
               <w:pStyle w:val="CODE"/>
-              <w:rPr>
-                <w:rFonts w:hint="eastAsia"/>
-              </w:rPr>
             </w:pPr>
             <w:r>
               <w:rPr>
                 <w:b/>
-                <w:color w:val="00682F"/>
+                <w:color w:val="FC9518"/>
               </w:rPr>
-              <w:t>POST</w:t>
+              <w:t>PUT</w:t>
             </w:r>
           </w:p>
         </w:tc>
@@ -2300,13 +2212,8 @@
           </w:tcPr>
           <w:p>
             <w:r>
-              <w:t>application/</w:t>
-            </w:r>
-            <w:proofErr w:type="spellStart"/>
-            <w:r>
-              <w:t>json</w:t>
-            </w:r>
-            <w:proofErr w:type="spellEnd"/>
+              <w:t>application/json</w:t>
+            </w:r>
           </w:p>
         </w:tc>
       </w:tr>
@@ -2317,6 +2224,48 @@
           </w:tcPr>
           <w:p>
             <w:r>
+              <w:t>PATH</w:t>
+            </w:r>
+          </w:p>
+        </w:tc>
+        <w:tc>
+          <w:tcPr>
+            <w:tcW w:w="2160" w:type="dxa"/>
+          </w:tcPr>
+          <w:p>
+            <w:r>
+              <w:t>username</w:t>
+            </w:r>
+          </w:p>
+        </w:tc>
+        <w:tc>
+          <w:tcPr>
+            <w:tcW w:w="2160" w:type="dxa"/>
+          </w:tcPr>
+          <w:p>
+            <w:r>
+              <w:t>Username to update</w:t>
+            </w:r>
+          </w:p>
+        </w:tc>
+        <w:tc>
+          <w:tcPr>
+            <w:tcW w:w="2160" w:type="dxa"/>
+          </w:tcPr>
+          <w:p>
+            <w:r>
+              <w:t>string</w:t>
+            </w:r>
+          </w:p>
+        </w:tc>
+      </w:tr>
+      <w:tr>
+        <w:tc>
+          <w:tcPr>
+            <w:tcW w:w="2160" w:type="dxa"/>
+          </w:tcPr>
+          <w:p>
+            <w:r>
               <w:t>BODY</w:t>
             </w:r>
           </w:p>
@@ -2327,7 +2276,7 @@
           </w:tcPr>
           <w:p>
             <w:r>
-              <w:t>role</w:t>
+              <w:t>request</w:t>
             </w:r>
           </w:p>
         </w:tc>
@@ -2337,7 +2286,7 @@
           </w:tcPr>
           <w:p>
             <w:r>
-              <w:t>Role details</w:t>
+              <w:t>Role update payload</w:t>
             </w:r>
           </w:p>
         </w:tc>
@@ -2346,12 +2295,12 @@
             <w:tcW w:w="2160" w:type="dxa"/>
           </w:tcPr>
           <w:p>
-            <w:hyperlink w:anchor="_RoleRequest" w:history="1">
+            <w:hyperlink w:anchor="_RoleUpdateRequest" w:history="1">
               <w:r>
                 <w:rPr>
                   <w:rStyle w:val="Hyperlink"/>
                 </w:rPr>
-                <w:t>RoleRequest</w:t>
+                <w:t>RoleUpdateRequest</w:t>
               </w:r>
             </w:hyperlink>
             <w:r>
@@ -2377,16 +2326,8 @@
         <w:rPr>
           <w:rFonts w:ascii="Consolas" w:hAnsi="Consolas"/>
         </w:rPr>
-        <w:t>application/</w:t>
-      </w:r>
-      <w:proofErr w:type="spellStart"/>
-      <w:r>
-        <w:rPr>
-          <w:rFonts w:ascii="Consolas" w:hAnsi="Consolas"/>
-        </w:rPr>
-        <w:t>json</w:t>
-      </w:r>
-      <w:proofErr w:type="spellEnd"/>
+        <w:t>application/json</w:t>
+      </w:r>
     </w:p>
     <w:tbl>
       <w:tblPr>
@@ -2468,6 +2409,504 @@
                 <w:b/>
                 <w:color w:val="00682F"/>
               </w:rPr>
+              <w:t>User role updated successfully</w:t>
+            </w:r>
+          </w:p>
+        </w:tc>
+        <w:tc>
+          <w:tcPr>
+            <w:tcW w:w="2880" w:type="dxa"/>
+          </w:tcPr>
+          <w:p>
+            <w:r>
+              <w:rPr>
+                <w:b/>
+                <w:color w:val="00682F"/>
+              </w:rPr>
+              <w:t>No Content</w:t>
+            </w:r>
+          </w:p>
+        </w:tc>
+      </w:tr>
+      <w:tr>
+        <w:tc>
+          <w:tcPr>
+            <w:tcW w:w="2880" w:type="dxa"/>
+          </w:tcPr>
+          <w:p>
+            <w:r>
+              <w:t>400</w:t>
+            </w:r>
+          </w:p>
+        </w:tc>
+        <w:tc>
+          <w:tcPr>
+            <w:tcW w:w="2880" w:type="dxa"/>
+          </w:tcPr>
+          <w:p>
+            <w:r>
+              <w:t>Invalid input or missing fields</w:t>
+            </w:r>
+          </w:p>
+        </w:tc>
+        <w:tc>
+          <w:tcPr>
+            <w:tcW w:w="2880" w:type="dxa"/>
+          </w:tcPr>
+          <w:p>
+            <w:r>
+              <w:t>No Content</w:t>
+            </w:r>
+          </w:p>
+        </w:tc>
+      </w:tr>
+      <w:tr>
+        <w:tc>
+          <w:tcPr>
+            <w:tcW w:w="2880" w:type="dxa"/>
+          </w:tcPr>
+          <w:p>
+            <w:r>
+              <w:t>404</w:t>
+            </w:r>
+          </w:p>
+        </w:tc>
+        <w:tc>
+          <w:tcPr>
+            <w:tcW w:w="2880" w:type="dxa"/>
+          </w:tcPr>
+          <w:p>
+            <w:r>
+              <w:t>User not found</w:t>
+            </w:r>
+          </w:p>
+        </w:tc>
+        <w:tc>
+          <w:tcPr>
+            <w:tcW w:w="2880" w:type="dxa"/>
+          </w:tcPr>
+          <w:p>
+            <w:r>
+              <w:t>No Content</w:t>
+            </w:r>
+          </w:p>
+        </w:tc>
+      </w:tr>
+      <w:tr>
+        <w:tc>
+          <w:tcPr>
+            <w:tcW w:w="2880" w:type="dxa"/>
+          </w:tcPr>
+          <w:p>
+            <w:r>
+              <w:t>500</w:t>
+            </w:r>
+          </w:p>
+        </w:tc>
+        <w:tc>
+          <w:tcPr>
+            <w:tcW w:w="2880" w:type="dxa"/>
+          </w:tcPr>
+          <w:p>
+            <w:r>
+              <w:t>Failed to update user role</w:t>
+            </w:r>
+          </w:p>
+        </w:tc>
+        <w:tc>
+          <w:tcPr>
+            <w:tcW w:w="2880" w:type="dxa"/>
+          </w:tcPr>
+          <w:p>
+            <w:r>
+              <w:t>No Content</w:t>
+            </w:r>
+          </w:p>
+        </w:tc>
+      </w:tr>
+    </w:tbl>
+    <w:p>
+      <w:pPr>
+        <w:pStyle w:val="Heading3"/>
+      </w:pPr>
+      <w:r>
+        <w:t>Sample Request [body]</w:t>
+      </w:r>
+    </w:p>
+    <w:p>
+      <w:pPr>
+        <w:pStyle w:val="CODE"/>
+        <w:shd w:val="clear" w:color="auto" w:fill="E0E0E0"/>
+      </w:pPr>
+      <w:r>
+        <w:t>{</w:t>
+      </w:r>
+      <w:r>
+        <w:br/>
+        <w:t xml:space="preserve">    "role": "new_role"</w:t>
+      </w:r>
+      <w:r>
+        <w:br/>
+        <w:t>}</w:t>
+      </w:r>
+    </w:p>
+    <w:p>
+      <w:pPr>
+        <w:pStyle w:val="Heading2"/>
+      </w:pPr>
+      <w:r>
+        <w:t>Create a new role</w:t>
+      </w:r>
+    </w:p>
+    <w:p>
+      <w:r>
+        <w:t>Allows an admin to create a new role by specifying name and description.</w:t>
+      </w:r>
+    </w:p>
+    <w:tbl>
+      <w:tblPr>
+        <w:tblStyle w:val="TableGrid"/>
+        <w:tblW w:w="0" w:type="auto"/>
+        <w:tblLook w:val="04A0" w:firstRow="1" w:lastRow="0" w:firstColumn="1" w:lastColumn="0" w:noHBand="0" w:noVBand="1"/>
+      </w:tblPr>
+      <w:tblGrid>
+        <w:gridCol w:w="2160"/>
+        <w:gridCol w:w="4320"/>
+      </w:tblGrid>
+      <w:tr>
+        <w:tc>
+          <w:tcPr>
+            <w:tcW w:w="2160" w:type="dxa"/>
+            <w:shd w:val="clear" w:color="auto" w:fill="BDD6EE"/>
+          </w:tcPr>
+          <w:p>
+            <w:r>
+              <w:rPr>
+                <w:b/>
+              </w:rPr>
+              <w:t>Path</w:t>
+            </w:r>
+          </w:p>
+        </w:tc>
+        <w:tc>
+          <w:tcPr>
+            <w:tcW w:w="4320" w:type="dxa"/>
+          </w:tcPr>
+          <w:p>
+            <w:pPr>
+              <w:pStyle w:val="CODE"/>
+            </w:pPr>
+            <w:r>
+              <w:t>/roles</w:t>
+            </w:r>
+          </w:p>
+        </w:tc>
+      </w:tr>
+      <w:tr>
+        <w:tc>
+          <w:tcPr>
+            <w:tcW w:w="2160" w:type="dxa"/>
+            <w:shd w:val="clear" w:color="auto" w:fill="BDD6EE"/>
+          </w:tcPr>
+          <w:p>
+            <w:r>
+              <w:rPr>
+                <w:b/>
+              </w:rPr>
+              <w:lastRenderedPageBreak/>
+              <w:t>Method</w:t>
+            </w:r>
+          </w:p>
+        </w:tc>
+        <w:tc>
+          <w:tcPr>
+            <w:tcW w:w="4320" w:type="dxa"/>
+          </w:tcPr>
+          <w:p>
+            <w:pPr>
+              <w:pStyle w:val="CODE"/>
+            </w:pPr>
+            <w:r>
+              <w:rPr>
+                <w:b/>
+                <w:color w:val="00682F"/>
+              </w:rPr>
+              <w:t>POST</w:t>
+            </w:r>
+          </w:p>
+        </w:tc>
+      </w:tr>
+    </w:tbl>
+    <w:p>
+      <w:pPr>
+        <w:pStyle w:val="Heading3"/>
+      </w:pPr>
+      <w:r>
+        <w:t>Request</w:t>
+      </w:r>
+    </w:p>
+    <w:tbl>
+      <w:tblPr>
+        <w:tblStyle w:val="TableGrid"/>
+        <w:tblW w:w="0" w:type="auto"/>
+        <w:tblLook w:val="04A0" w:firstRow="1" w:lastRow="0" w:firstColumn="1" w:lastColumn="0" w:noHBand="0" w:noVBand="1"/>
+      </w:tblPr>
+      <w:tblGrid>
+        <w:gridCol w:w="2160"/>
+        <w:gridCol w:w="2160"/>
+        <w:gridCol w:w="2160"/>
+        <w:gridCol w:w="2160"/>
+      </w:tblGrid>
+      <w:tr>
+        <w:tc>
+          <w:tcPr>
+            <w:tcW w:w="2160" w:type="dxa"/>
+            <w:shd w:val="clear" w:color="auto" w:fill="BDD6EE"/>
+          </w:tcPr>
+          <w:p>
+            <w:r>
+              <w:rPr>
+                <w:b/>
+              </w:rPr>
+              <w:t>Type</w:t>
+            </w:r>
+          </w:p>
+        </w:tc>
+        <w:tc>
+          <w:tcPr>
+            <w:tcW w:w="2160" w:type="dxa"/>
+            <w:shd w:val="clear" w:color="auto" w:fill="BDD6EE"/>
+          </w:tcPr>
+          <w:p>
+            <w:r>
+              <w:rPr>
+                <w:b/>
+              </w:rPr>
+              <w:t>Name</w:t>
+            </w:r>
+          </w:p>
+        </w:tc>
+        <w:tc>
+          <w:tcPr>
+            <w:tcW w:w="2160" w:type="dxa"/>
+            <w:shd w:val="clear" w:color="auto" w:fill="BDD6EE"/>
+          </w:tcPr>
+          <w:p>
+            <w:r>
+              <w:rPr>
+                <w:b/>
+              </w:rPr>
+              <w:t>Description</w:t>
+            </w:r>
+          </w:p>
+        </w:tc>
+        <w:tc>
+          <w:tcPr>
+            <w:tcW w:w="2160" w:type="dxa"/>
+            <w:shd w:val="clear" w:color="auto" w:fill="BDD6EE"/>
+          </w:tcPr>
+          <w:p>
+            <w:r>
+              <w:rPr>
+                <w:b/>
+              </w:rPr>
+              <w:t>Schema/Value</w:t>
+            </w:r>
+          </w:p>
+        </w:tc>
+      </w:tr>
+      <w:tr>
+        <w:tc>
+          <w:tcPr>
+            <w:tcW w:w="2160" w:type="dxa"/>
+          </w:tcPr>
+          <w:p>
+            <w:r>
+              <w:t>HEADERS</w:t>
+            </w:r>
+          </w:p>
+        </w:tc>
+        <w:tc>
+          <w:tcPr>
+            <w:tcW w:w="2160" w:type="dxa"/>
+          </w:tcPr>
+          <w:p>
+            <w:r>
+              <w:t>Content-Type</w:t>
+            </w:r>
+          </w:p>
+        </w:tc>
+        <w:tc>
+          <w:tcPr>
+            <w:tcW w:w="2160" w:type="dxa"/>
+          </w:tcPr>
+          <w:p>
+            <w:r>
+              <w:t>Content Type of Request</w:t>
+            </w:r>
+          </w:p>
+        </w:tc>
+        <w:tc>
+          <w:tcPr>
+            <w:tcW w:w="2160" w:type="dxa"/>
+          </w:tcPr>
+          <w:p>
+            <w:r>
+              <w:t>application/json</w:t>
+            </w:r>
+          </w:p>
+        </w:tc>
+      </w:tr>
+      <w:tr>
+        <w:tc>
+          <w:tcPr>
+            <w:tcW w:w="2160" w:type="dxa"/>
+          </w:tcPr>
+          <w:p>
+            <w:r>
+              <w:t>BODY</w:t>
+            </w:r>
+          </w:p>
+        </w:tc>
+        <w:tc>
+          <w:tcPr>
+            <w:tcW w:w="2160" w:type="dxa"/>
+          </w:tcPr>
+          <w:p>
+            <w:r>
+              <w:t>role</w:t>
+            </w:r>
+          </w:p>
+        </w:tc>
+        <w:tc>
+          <w:tcPr>
+            <w:tcW w:w="2160" w:type="dxa"/>
+          </w:tcPr>
+          <w:p>
+            <w:r>
+              <w:t>Role details</w:t>
+            </w:r>
+          </w:p>
+        </w:tc>
+        <w:tc>
+          <w:tcPr>
+            <w:tcW w:w="2160" w:type="dxa"/>
+          </w:tcPr>
+          <w:p>
+            <w:hyperlink w:anchor="_RoleRequest" w:history="1">
+              <w:r>
+                <w:rPr>
+                  <w:rStyle w:val="Hyperlink"/>
+                </w:rPr>
+                <w:t>RoleRequest</w:t>
+              </w:r>
+            </w:hyperlink>
+            <w:r>
+              <w:t xml:space="preserve"> [object]</w:t>
+            </w:r>
+          </w:p>
+        </w:tc>
+      </w:tr>
+    </w:tbl>
+    <w:p>
+      <w:pPr>
+        <w:pStyle w:val="Heading3"/>
+      </w:pPr>
+      <w:r>
+        <w:t>Response</w:t>
+      </w:r>
+    </w:p>
+    <w:p>
+      <w:r>
+        <w:t xml:space="preserve">Content-Type: </w:t>
+      </w:r>
+      <w:r>
+        <w:rPr>
+          <w:rFonts w:ascii="Consolas" w:hAnsi="Consolas"/>
+        </w:rPr>
+        <w:t>application/json</w:t>
+      </w:r>
+    </w:p>
+    <w:tbl>
+      <w:tblPr>
+        <w:tblStyle w:val="TableGrid"/>
+        <w:tblW w:w="0" w:type="auto"/>
+        <w:tblLook w:val="04A0" w:firstRow="1" w:lastRow="0" w:firstColumn="1" w:lastColumn="0" w:noHBand="0" w:noVBand="1"/>
+      </w:tblPr>
+      <w:tblGrid>
+        <w:gridCol w:w="2880"/>
+        <w:gridCol w:w="2880"/>
+        <w:gridCol w:w="2880"/>
+      </w:tblGrid>
+      <w:tr>
+        <w:tc>
+          <w:tcPr>
+            <w:tcW w:w="2880" w:type="dxa"/>
+            <w:shd w:val="clear" w:color="auto" w:fill="BDD6EE"/>
+          </w:tcPr>
+          <w:p>
+            <w:r>
+              <w:rPr>
+                <w:b/>
+              </w:rPr>
+              <w:t>HTTP Code</w:t>
+            </w:r>
+          </w:p>
+        </w:tc>
+        <w:tc>
+          <w:tcPr>
+            <w:tcW w:w="2880" w:type="dxa"/>
+            <w:shd w:val="clear" w:color="auto" w:fill="BDD6EE"/>
+          </w:tcPr>
+          <w:p>
+            <w:r>
+              <w:rPr>
+                <w:b/>
+              </w:rPr>
+              <w:t>Description</w:t>
+            </w:r>
+          </w:p>
+        </w:tc>
+        <w:tc>
+          <w:tcPr>
+            <w:tcW w:w="2880" w:type="dxa"/>
+            <w:shd w:val="clear" w:color="auto" w:fill="BDD6EE"/>
+          </w:tcPr>
+          <w:p>
+            <w:r>
+              <w:rPr>
+                <w:b/>
+              </w:rPr>
+              <w:t>Schema</w:t>
+            </w:r>
+          </w:p>
+        </w:tc>
+      </w:tr>
+      <w:tr>
+        <w:tc>
+          <w:tcPr>
+            <w:tcW w:w="2880" w:type="dxa"/>
+          </w:tcPr>
+          <w:p>
+            <w:r>
+              <w:rPr>
+                <w:b/>
+                <w:color w:val="00682F"/>
+              </w:rPr>
+              <w:t>200</w:t>
+            </w:r>
+          </w:p>
+        </w:tc>
+        <w:tc>
+          <w:tcPr>
+            <w:tcW w:w="2880" w:type="dxa"/>
+          </w:tcPr>
+          <w:p>
+            <w:r>
+              <w:rPr>
+                <w:b/>
+                <w:color w:val="00682F"/>
+              </w:rPr>
               <w:t>OK</w:t>
             </w:r>
           </w:p>
@@ -2478,7 +2917,6 @@
           </w:tcPr>
           <w:p>
             <w:hyperlink w:anchor="_RoleSuccessResponse" w:history="1">
-              <w:proofErr w:type="spellStart"/>
               <w:r>
                 <w:rPr>
                   <w:rStyle w:val="Hyperlink"/>
@@ -2493,7 +2931,6 @@
                 </w:rPr>
                 <w:t>SuccessResponse</w:t>
               </w:r>
-              <w:proofErr w:type="spellEnd"/>
             </w:hyperlink>
             <w:r>
               <w:rPr>
@@ -2532,7 +2969,6 @@
           </w:tcPr>
           <w:p>
             <w:hyperlink w:anchor="_RoleErrorResponse" w:history="1">
-              <w:proofErr w:type="spellStart"/>
               <w:r>
                 <w:rPr>
                   <w:rStyle w:val="Hyperlink"/>
@@ -2545,7 +2981,6 @@
                 </w:rPr>
                 <w:t>ErrorResponse</w:t>
               </w:r>
-              <w:proofErr w:type="spellEnd"/>
             </w:hyperlink>
             <w:r>
               <w:t xml:space="preserve"> [object]</w:t>
@@ -2580,7 +3015,6 @@
           </w:tcPr>
           <w:p>
             <w:hyperlink w:anchor="_RoleRequest" w:history="1">
-              <w:proofErr w:type="spellStart"/>
               <w:r>
                 <w:rPr>
                   <w:rStyle w:val="Hyperlink"/>
@@ -2593,7 +3027,6 @@
                 </w:rPr>
                 <w:t>ErrorResponse</w:t>
               </w:r>
-              <w:proofErr w:type="spellEnd"/>
             </w:hyperlink>
             <w:r>
               <w:t xml:space="preserve"> [object]</w:t>
@@ -2614,24 +3047,13 @@
       <w:pPr>
         <w:pStyle w:val="CODE"/>
         <w:shd w:val="clear" w:color="auto" w:fill="E0E0E0"/>
-        <w:rPr>
-          <w:rFonts w:hint="eastAsia"/>
-        </w:rPr>
       </w:pPr>
       <w:r>
         <w:t>{</w:t>
       </w:r>
       <w:r>
         <w:br/>
-      </w:r>
-      <w:r>
-        <w:t xml:space="preserve">    "name": "</w:t>
-      </w:r>
-      <w:r>
-        <w:t>guest</w:t>
-      </w:r>
-      <w:r>
-        <w:t>"</w:t>
+        <w:t xml:space="preserve">    "name": "guest"</w:t>
       </w:r>
       <w:r>
         <w:br/>
@@ -2659,73 +3081,6 @@
     <w:p>
       <w:r>
         <w:t>HTTP Code: 200</w:t>
-      </w:r>
-    </w:p>
-    <w:p>
-      <w:pPr>
-        <w:pStyle w:val="CODE"/>
-        <w:shd w:val="clear" w:color="auto" w:fill="E0E0E0"/>
-        <w:rPr>
-          <w:rFonts w:hint="eastAsia"/>
-        </w:rPr>
-      </w:pPr>
-      <w:r>
-        <w:t>{</w:t>
-      </w:r>
-      <w:r>
-        <w:br/>
-        <w:t xml:space="preserve">    "message": "",</w:t>
-      </w:r>
-      <w:r>
-        <w:br/>
-        <w:t xml:space="preserve">    "role": {</w:t>
-      </w:r>
-      <w:r>
-        <w:br/>
-      </w:r>
-      <w:r>
-        <w:t xml:space="preserve">        "name": "</w:t>
-      </w:r>
-      <w:r>
-        <w:t>guest</w:t>
-      </w:r>
-      <w:r>
-        <w:t>"</w:t>
-      </w:r>
-      <w:r>
-        <w:t>,</w:t>
-      </w:r>
-      <w:r>
-        <w:br/>
-      </w:r>
-      <w:r>
-        <w:t xml:space="preserve">        "description": "</w:t>
-      </w:r>
-      <w:r>
-        <w:t>Guest role</w:t>
-      </w:r>
-      <w:r>
-        <w:t>",</w:t>
-      </w:r>
-      <w:r>
-        <w:br/>
-        <w:t xml:space="preserve">        "id": </w:t>
-      </w:r>
-      <w:r>
-        <w:t>10</w:t>
-      </w:r>
-      <w:r>
-        <w:br/>
-        <w:t xml:space="preserve">    }</w:t>
-      </w:r>
-      <w:r>
-        <w:br/>
-        <w:t>}</w:t>
-      </w:r>
-    </w:p>
-    <w:p>
-      <w:r>
-        <w:t>HTTP Code: 400</w:t>
       </w:r>
     </w:p>
     <w:p>
@@ -2736,82 +3091,94 @@
       <w:r>
         <w:t>{</w:t>
       </w:r>
+      <w:r>
+        <w:br/>
+        <w:t xml:space="preserve">    "message": "",</w:t>
+      </w:r>
+      <w:r>
+        <w:br/>
+        <w:t xml:space="preserve">    "role": {</w:t>
+      </w:r>
+      <w:r>
+        <w:br/>
+        <w:t xml:space="preserve">        "name": "guest",</w:t>
+      </w:r>
+      <w:r>
+        <w:br/>
+        <w:t xml:space="preserve">        "description": "Guest role",</w:t>
+      </w:r>
+      <w:r>
+        <w:br/>
+        <w:t xml:space="preserve">        "id": 10</w:t>
+      </w:r>
+      <w:r>
+        <w:br/>
+        <w:t xml:space="preserve">    }</w:t>
+      </w:r>
+      <w:r>
+        <w:br/>
+        <w:t>}</w:t>
+      </w:r>
+    </w:p>
+    <w:p>
+      <w:r>
+        <w:t>HTTP Code: 400</w:t>
+      </w:r>
     </w:p>
     <w:p>
       <w:pPr>
         <w:pStyle w:val="CODE"/>
         <w:shd w:val="clear" w:color="auto" w:fill="E0E0E0"/>
-        <w:rPr>
-          <w:rFonts w:hint="eastAsia"/>
-        </w:rPr>
       </w:pPr>
       <w:r>
-        <w:t xml:space="preserve">    "error": "</w:t>
-      </w:r>
-      <w:r>
-        <w:t>3</w:t>
-      </w:r>
-      <w:r>
-        <w:t>"</w:t>
-      </w:r>
-      <w:r>
-        <w:t>,</w:t>
-      </w:r>
-      <w:r>
-        <w:br/>
-        <w:t xml:space="preserve">    "details": "</w:t>
-      </w:r>
-      <w:r>
-        <w:t>already exist</w:t>
-      </w:r>
-      <w:r>
-        <w:t>"</w:t>
-      </w:r>
-      <w:r>
-        <w:br/>
-        <w:t>}</w:t>
-      </w:r>
-    </w:p>
-    <w:p>
-      <w:r>
-        <w:t>HTTP Code: 500</w:t>
+        <w:t>{</w:t>
       </w:r>
     </w:p>
     <w:p>
       <w:pPr>
         <w:pStyle w:val="CODE"/>
         <w:shd w:val="clear" w:color="auto" w:fill="E0E0E0"/>
-        <w:rPr>
-          <w:rFonts w:hint="eastAsia"/>
-        </w:rPr>
       </w:pPr>
       <w:r>
-        <w:t>{</w:t>
-      </w:r>
-      <w:r>
-        <w:br/>
-      </w:r>
-      <w:r>
-        <w:t xml:space="preserve">    </w:t>
-      </w:r>
-      <w:r>
-        <w:t>"error": "</w:t>
-      </w:r>
-      <w:r>
-        <w:t>5</w:t>
-      </w:r>
-      <w:r>
-        <w:t>",</w:t>
+        <w:t xml:space="preserve">    "error": "3",</w:t>
       </w:r>
       <w:r>
         <w:br/>
         <w:t xml:space="preserve">    "details": "</w:t>
       </w:r>
       <w:r>
-        <w:t>database is not connected</w:t>
+        <w:t>already exist</w:t>
       </w:r>
       <w:r>
         <w:t>"</w:t>
+      </w:r>
+      <w:r>
+        <w:br/>
+        <w:t>}</w:t>
+      </w:r>
+    </w:p>
+    <w:p>
+      <w:r>
+        <w:t>HTTP Code: 500</w:t>
+      </w:r>
+    </w:p>
+    <w:p>
+      <w:pPr>
+        <w:pStyle w:val="CODE"/>
+        <w:shd w:val="clear" w:color="auto" w:fill="E0E0E0"/>
+      </w:pPr>
+      <w:r>
+        <w:t>{</w:t>
+      </w:r>
+      <w:r>
+        <w:br/>
+      </w:r>
+      <w:r>
+        <w:t xml:space="preserve">    "error": "5",</w:t>
+      </w:r>
+      <w:r>
+        <w:br/>
+        <w:t xml:space="preserve">    "details": "database is not connected"</w:t>
       </w:r>
       <w:r>
         <w:br/>
@@ -2825,6 +3192,7 @@
         <w:pStyle w:val="Heading2"/>
       </w:pPr>
       <w:r>
+        <w:lastRenderedPageBreak/>
         <w:t>List all roles</w:t>
       </w:r>
     </w:p>
@@ -2865,9 +3233,6 @@
           <w:p>
             <w:pPr>
               <w:pStyle w:val="CODE"/>
-              <w:rPr>
-                <w:rFonts w:hint="eastAsia"/>
-              </w:rPr>
             </w:pPr>
             <w:r>
               <w:t>/roles</w:t>
@@ -2897,9 +3262,6 @@
           <w:p>
             <w:pPr>
               <w:pStyle w:val="CODE"/>
-              <w:rPr>
-                <w:rFonts w:hint="eastAsia"/>
-              </w:rPr>
             </w:pPr>
             <w:r>
               <w:rPr>
@@ -2928,16 +3290,8 @@
         <w:rPr>
           <w:rFonts w:ascii="Consolas" w:hAnsi="Consolas"/>
         </w:rPr>
-        <w:t>application/</w:t>
-      </w:r>
-      <w:proofErr w:type="spellStart"/>
-      <w:r>
-        <w:rPr>
-          <w:rFonts w:ascii="Consolas" w:hAnsi="Consolas"/>
-        </w:rPr>
-        <w:t>json</w:t>
-      </w:r>
-      <w:proofErr w:type="spellEnd"/>
+        <w:t>application/json</w:t>
+      </w:r>
     </w:p>
     <w:tbl>
       <w:tblPr>
@@ -3074,7 +3428,6 @@
           </w:tcPr>
           <w:p>
             <w:hyperlink w:anchor="_RoleRequest" w:history="1">
-              <w:proofErr w:type="spellStart"/>
               <w:r>
                 <w:rPr>
                   <w:rStyle w:val="Hyperlink"/>
@@ -3087,7 +3440,6 @@
                 </w:rPr>
                 <w:t>ErrorResponse</w:t>
               </w:r>
-              <w:proofErr w:type="spellEnd"/>
             </w:hyperlink>
             <w:r>
               <w:t xml:space="preserve"> [object]</w:t>
@@ -3113,9 +3465,6 @@
       <w:pPr>
         <w:pStyle w:val="CODE"/>
         <w:shd w:val="clear" w:color="auto" w:fill="E0E0E0"/>
-        <w:rPr>
-          <w:rFonts w:hint="eastAsia"/>
-        </w:rPr>
       </w:pPr>
       <w:r>
         <w:t>{</w:t>
@@ -3130,18 +3479,7 @@
       </w:r>
       <w:r>
         <w:br/>
-      </w:r>
-      <w:r>
-        <w:t xml:space="preserve">            "name": "</w:t>
-      </w:r>
-      <w:r>
-        <w:t>guest</w:t>
-      </w:r>
-      <w:r>
-        <w:t>"</w:t>
-      </w:r>
-      <w:r>
-        <w:t>,</w:t>
+        <w:t xml:space="preserve">            "name": "guest",</w:t>
       </w:r>
       <w:r>
         <w:br/>
@@ -3182,27 +3520,13 @@
       <w:pPr>
         <w:pStyle w:val="CODE"/>
         <w:shd w:val="clear" w:color="auto" w:fill="E0E0E0"/>
-        <w:rPr>
-          <w:rFonts w:hint="eastAsia"/>
-        </w:rPr>
       </w:pPr>
       <w:r>
         <w:t>{</w:t>
       </w:r>
       <w:r>
         <w:br/>
-      </w:r>
-      <w:r>
-        <w:t xml:space="preserve">    "error": "</w:t>
-      </w:r>
-      <w:r>
-        <w:t>5</w:t>
-      </w:r>
-      <w:r>
-        <w:t>"</w:t>
-      </w:r>
-      <w:r>
-        <w:t>,</w:t>
+        <w:t xml:space="preserve">    "error": "5",</w:t>
       </w:r>
       <w:r>
         <w:br/>
@@ -3268,12 +3592,15 @@
           <w:p>
             <w:pPr>
               <w:pStyle w:val="CODE"/>
-              <w:rPr>
-                <w:rFonts w:hint="eastAsia"/>
-              </w:rPr>
             </w:pPr>
             <w:r>
-              <w:t>/admin/customendpoints</w:t>
+              <w:t>/admin/custom</w:t>
+            </w:r>
+            <w:r>
+              <w:t>-</w:t>
+            </w:r>
+            <w:r>
+              <w:t>endpoints</w:t>
             </w:r>
           </w:p>
         </w:tc>
@@ -3300,9 +3627,6 @@
           <w:p>
             <w:pPr>
               <w:pStyle w:val="CODE"/>
-              <w:rPr>
-                <w:rFonts w:hint="eastAsia"/>
-              </w:rPr>
             </w:pPr>
             <w:r>
               <w:rPr>
@@ -3472,14 +3796,12 @@
           </w:tcPr>
           <w:p>
             <w:hyperlink w:anchor="_CustomEndpoint" w:history="1">
-              <w:proofErr w:type="spellStart"/>
               <w:r>
                 <w:rPr>
                   <w:rStyle w:val="Hyperlink"/>
                 </w:rPr>
                 <w:t>CustomEndpoint</w:t>
               </w:r>
-              <w:proofErr w:type="spellEnd"/>
             </w:hyperlink>
             <w:r>
               <w:t xml:space="preserve"> [object]</w:t>
@@ -3493,6 +3815,7 @@
         <w:pStyle w:val="Heading3"/>
       </w:pPr>
       <w:r>
+        <w:lastRenderedPageBreak/>
         <w:t>Response</w:t>
       </w:r>
     </w:p>
@@ -3665,10 +3988,7 @@
           </w:tcPr>
           <w:p>
             <w:r>
-              <w:t xml:space="preserve">No </w:t>
-            </w:r>
-            <w:r>
-              <w:t>Content</w:t>
+              <w:t>No Content</w:t>
             </w:r>
           </w:p>
         </w:tc>
@@ -3718,29 +4038,13 @@
       <w:pPr>
         <w:pStyle w:val="CODE"/>
         <w:shd w:val="clear" w:color="auto" w:fill="E0E0E0"/>
-        <w:rPr>
-          <w:rFonts w:hint="eastAsia"/>
-        </w:rPr>
       </w:pPr>
       <w:r>
         <w:t>{</w:t>
       </w:r>
       <w:r>
         <w:br/>
-      </w:r>
-      <w:r>
-        <w:t xml:space="preserve">    "path": "</w:t>
-      </w:r>
-      <w:r>
-        <w:t>/</w:t>
-      </w:r>
-      <w:proofErr w:type="spellStart"/>
-      <w:r>
-        <w:t>sms</w:t>
-      </w:r>
-      <w:proofErr w:type="spellEnd"/>
-      <w:r>
-        <w:t>"</w:t>
+        <w:t xml:space="preserve">    "path": "/sms"</w:t>
       </w:r>
       <w:r>
         <w:br/>
@@ -3751,30 +4055,6 @@
       </w:r>
       <w:r>
         <w:t>",</w:t>
-      </w:r>
-      <w:r>
-        <w:br/>
-        <w:t xml:space="preserve">    "</w:t>
-      </w:r>
-      <w:proofErr w:type="spellStart"/>
-      <w:r>
-        <w:t>need</w:t>
-      </w:r>
-      <w:r>
-        <w:t>_a</w:t>
-      </w:r>
-      <w:r>
-        <w:t>ccounting</w:t>
-      </w:r>
-      <w:proofErr w:type="spellEnd"/>
-      <w:r>
-        <w:t xml:space="preserve">": </w:t>
-      </w:r>
-      <w:r>
-        <w:t>false</w:t>
-      </w:r>
-      <w:r>
-        <w:t>,</w:t>
       </w:r>
       <w:r>
         <w:br/>
@@ -3792,41 +4072,54 @@
         <w:t>endpoints</w:t>
       </w:r>
       <w:r>
+        <w:t>": [</w:t>
+      </w:r>
+      <w:r>
         <w:t>"</w:t>
       </w:r>
       <w:r>
-        <w:t>: [</w:t>
+        <w:t>http</w:t>
+      </w:r>
+      <w:r>
+        <w:t xml:space="preserve">://127.0.0.1:8081", </w:t>
+      </w:r>
+      <w:r>
+        <w:br/>
+        <w:t xml:space="preserve">                  "http://127.0.0.1:8082"]</w:t>
+      </w:r>
+      <w:r>
+        <w:t>,</w:t>
+      </w:r>
+      <w:r>
+        <w:br/>
+      </w:r>
+      <w:r>
+        <w:t xml:space="preserve">    "need</w:t>
+      </w:r>
+      <w:r>
+        <w:t>A</w:t>
+      </w:r>
+      <w:r>
+        <w:t>ccounting": false,</w:t>
+      </w:r>
+      <w:r>
+        <w:br/>
+        <w:t xml:space="preserve">    </w:t>
       </w:r>
       <w:r>
         <w:t>"</w:t>
       </w:r>
       <w:r>
-        <w:t>http</w:t>
-      </w:r>
-      <w:r>
-        <w:t>://127.0.0.1:8081</w:t>
-      </w:r>
-      <w:r>
-        <w:t>"</w:t>
-      </w:r>
-      <w:r>
-        <w:t xml:space="preserve">, </w:t>
-      </w:r>
-      <w:r>
-        <w:br/>
-        <w:t xml:space="preserve">                  </w:t>
-      </w:r>
-      <w:r>
-        <w:t>"http://127.0.0.1:808</w:t>
-      </w:r>
-      <w:r>
-        <w:t>2</w:t>
-      </w:r>
-      <w:r>
-        <w:t>"</w:t>
-      </w:r>
-      <w:r>
-        <w:t>]</w:t>
+        <w:t>enable</w:t>
+      </w:r>
+      <w:r>
+        <w:t>d</w:t>
+      </w:r>
+      <w:r>
+        <w:t xml:space="preserve">": </w:t>
+      </w:r>
+      <w:r>
+        <w:t>true</w:t>
       </w:r>
       <w:r>
         <w:br/>
@@ -3860,9 +4153,6 @@
       <w:pPr>
         <w:pStyle w:val="CODE"/>
         <w:shd w:val="clear" w:color="auto" w:fill="E0E0E0"/>
-        <w:rPr>
-          <w:rFonts w:hint="eastAsia"/>
-        </w:rPr>
       </w:pPr>
       <w:r>
         <w:rPr>
@@ -3903,9 +4193,14 @@
         <w:pStyle w:val="Heading3"/>
       </w:pPr>
       <w:bookmarkStart w:id="1" w:name="_RegisterRequest"/>
+      <w:bookmarkStart w:id="2" w:name="_SecureLoginRequest"/>
       <w:bookmarkEnd w:id="1"/>
-      <w:r>
-        <w:t>RegisterRequest</w:t>
+      <w:bookmarkEnd w:id="2"/>
+      <w:r>
+        <w:t>Secure</w:t>
+      </w:r>
+      <w:r>
+        <w:t>LoginRequest</w:t>
       </w:r>
     </w:p>
     <w:p>
@@ -3913,7 +4208,11 @@
         <w:pStyle w:val="CODE"/>
         <w:shd w:val="clear" w:color="auto" w:fill="E0E0E0"/>
         <w:rPr>
-          <w:rFonts w:hint="eastAsia"/>
+          <w:b/>
+          <w:bCs/>
+          <w:color w:val="FFFFFF"/>
+          <w:sz w:val="18"/>
+          <w:szCs w:val="18"/>
         </w:rPr>
       </w:pPr>
       <w:r>
@@ -3932,6 +4231,24 @@
         <w:t>username</w:t>
       </w:r>
       <w:r>
+        <w:br/>
+      </w:r>
+      <w:r>
+        <w:rPr>
+          <w:color w:val="274467"/>
+        </w:rPr>
+        <w:t>string</w:t>
+      </w:r>
+      <w:r>
+        <w:t xml:space="preserve"> </w:t>
+      </w:r>
+      <w:r>
+        <w:rPr>
+          <w:b/>
+        </w:rPr>
+        <w:t>password</w:t>
+      </w:r>
+      <w:r>
         <w:rPr>
           <w:b/>
         </w:rPr>
@@ -3944,51 +4261,91 @@
         <w:t>string</w:t>
       </w:r>
       <w:r>
-        <w:t xml:space="preserve"> </w:t>
-      </w:r>
-      <w:r>
         <w:rPr>
           <w:b/>
         </w:rPr>
-        <w:t>password</w:t>
-      </w:r>
-      <w:r>
-        <w:br/>
-      </w:r>
-      <w:r>
-        <w:rPr>
-          <w:color w:val="274467"/>
-        </w:rPr>
-        <w:t>string</w:t>
-      </w:r>
-      <w:r>
         <w:t xml:space="preserve"> </w:t>
       </w:r>
       <w:r>
         <w:rPr>
           <w:b/>
         </w:rPr>
-        <w:t>role</w:t>
+        <w:t>captchaId</w:t>
+      </w:r>
+      <w:r>
+        <w:rPr>
+          <w:b/>
+          <w:bCs/>
+          <w:color w:val="FFFFFF"/>
+          <w:sz w:val="18"/>
+          <w:szCs w:val="18"/>
+        </w:rPr>
+        <w:br/>
+      </w:r>
+      <w:r>
+        <w:t xml:space="preserve">string </w:t>
+      </w:r>
+      <w:r>
+        <w:t>captchaSolution</w:t>
       </w:r>
     </w:p>
     <w:p>
       <w:pPr>
         <w:pStyle w:val="Heading3"/>
       </w:pPr>
-      <w:bookmarkStart w:id="2" w:name="_RoleUpdateRequest"/>
-      <w:bookmarkEnd w:id="2"/>
-      <w:r>
-        <w:t>RoleUpdateRequest</w:t>
+    </w:p>
+    <w:p>
+      <w:pPr>
+        <w:pStyle w:val="Heading3"/>
+      </w:pPr>
+      <w:r>
+        <w:t>RegisterRequest</w:t>
       </w:r>
     </w:p>
     <w:p>
       <w:pPr>
         <w:pStyle w:val="CODE"/>
         <w:shd w:val="clear" w:color="auto" w:fill="E0E0E0"/>
+      </w:pPr>
+      <w:r>
         <w:rPr>
-          <w:rFonts w:hint="eastAsia"/>
+          <w:color w:val="274467"/>
         </w:rPr>
-      </w:pPr>
+        <w:t>string</w:t>
+      </w:r>
+      <w:r>
+        <w:t xml:space="preserve"> </w:t>
+      </w:r>
+      <w:r>
+        <w:rPr>
+          <w:b/>
+        </w:rPr>
+        <w:t>username</w:t>
+      </w:r>
+      <w:r>
+        <w:rPr>
+          <w:b/>
+        </w:rPr>
+        <w:br/>
+      </w:r>
+      <w:r>
+        <w:rPr>
+          <w:color w:val="274467"/>
+        </w:rPr>
+        <w:t>string</w:t>
+      </w:r>
+      <w:r>
+        <w:t xml:space="preserve"> </w:t>
+      </w:r>
+      <w:r>
+        <w:rPr>
+          <w:b/>
+        </w:rPr>
+        <w:t>password</w:t>
+      </w:r>
+      <w:r>
+        <w:br/>
+      </w:r>
       <w:r>
         <w:rPr>
           <w:color w:val="274467"/>
@@ -4009,17 +4366,16 @@
       <w:pPr>
         <w:pStyle w:val="Heading3"/>
       </w:pPr>
-      <w:r>
-        <w:t>RoleRequest</w:t>
+      <w:bookmarkStart w:id="3" w:name="_RoleUpdateRequest"/>
+      <w:bookmarkEnd w:id="3"/>
+      <w:r>
+        <w:t>RoleUpdateRequest</w:t>
       </w:r>
     </w:p>
     <w:p>
       <w:pPr>
         <w:pStyle w:val="CODE"/>
         <w:shd w:val="clear" w:color="auto" w:fill="E0E0E0"/>
-        <w:rPr>
-          <w:rFonts w:hint="eastAsia"/>
-        </w:rPr>
       </w:pPr>
       <w:r>
         <w:rPr>
@@ -4034,25 +4390,7 @@
         <w:rPr>
           <w:b/>
         </w:rPr>
-        <w:t>name</w:t>
-      </w:r>
-      <w:r>
-        <w:br/>
-      </w:r>
-      <w:r>
-        <w:rPr>
-          <w:color w:val="274467"/>
-        </w:rPr>
-        <w:t>string</w:t>
-      </w:r>
-      <w:r>
-        <w:t xml:space="preserve"> </w:t>
-      </w:r>
-      <w:r>
-        <w:rPr>
-          <w:b/>
-        </w:rPr>
-        <w:t>description</w:t>
+        <w:t>role</w:t>
       </w:r>
     </w:p>
     <w:p>
@@ -4060,16 +4398,13 @@
         <w:pStyle w:val="Heading3"/>
       </w:pPr>
       <w:r>
-        <w:t>Role</w:t>
+        <w:t>RoleRequest</w:t>
       </w:r>
     </w:p>
     <w:p>
       <w:pPr>
         <w:pStyle w:val="CODE"/>
         <w:shd w:val="clear" w:color="auto" w:fill="E0E0E0"/>
-        <w:rPr>
-          <w:rFonts w:hint="eastAsia"/>
-        </w:rPr>
       </w:pPr>
       <w:r>
         <w:rPr>
@@ -4103,49 +4438,27 @@
           <w:b/>
         </w:rPr>
         <w:t>description</w:t>
-      </w:r>
-      <w:r>
-        <w:br/>
-      </w:r>
-      <w:r>
-        <w:rPr>
-          <w:color w:val="274467"/>
-        </w:rPr>
-        <w:t>integer</w:t>
-      </w:r>
-      <w:r>
-        <w:t xml:space="preserve"> </w:t>
-      </w:r>
-      <w:r>
-        <w:rPr>
-          <w:b/>
-        </w:rPr>
-        <w:t>id</w:t>
       </w:r>
     </w:p>
     <w:p>
       <w:pPr>
         <w:pStyle w:val="Heading3"/>
       </w:pPr>
-      <w:bookmarkStart w:id="3" w:name="_RolesListResponse"/>
-      <w:bookmarkEnd w:id="3"/>
-      <w:r>
-        <w:t>RolesListResponse</w:t>
+      <w:r>
+        <w:lastRenderedPageBreak/>
+        <w:t>Role</w:t>
       </w:r>
     </w:p>
     <w:p>
       <w:pPr>
         <w:pStyle w:val="CODE"/>
         <w:shd w:val="clear" w:color="auto" w:fill="E0E0E0"/>
-        <w:rPr>
-          <w:rFonts w:hint="eastAsia"/>
-        </w:rPr>
       </w:pPr>
       <w:r>
         <w:rPr>
           <w:color w:val="274467"/>
         </w:rPr>
-        <w:t>Role</w:t>
+        <w:t>string</w:t>
       </w:r>
       <w:r>
         <w:t xml:space="preserve"> </w:t>
@@ -4154,55 +4467,60 @@
         <w:rPr>
           <w:b/>
         </w:rPr>
-        <w:t>roles</w:t>
+        <w:t>name</w:t>
+      </w:r>
+      <w:r>
+        <w:br/>
+      </w:r>
+      <w:r>
+        <w:rPr>
+          <w:color w:val="274467"/>
+        </w:rPr>
+        <w:t>string</w:t>
+      </w:r>
+      <w:r>
+        <w:t xml:space="preserve"> </w:t>
+      </w:r>
+      <w:r>
+        <w:rPr>
+          <w:b/>
+        </w:rPr>
+        <w:t>description</w:t>
+      </w:r>
+      <w:r>
+        <w:br/>
+      </w:r>
+      <w:r>
+        <w:rPr>
+          <w:color w:val="274467"/>
+        </w:rPr>
+        <w:t>integer</w:t>
+      </w:r>
+      <w:r>
+        <w:t xml:space="preserve"> </w:t>
+      </w:r>
+      <w:r>
+        <w:rPr>
+          <w:b/>
+        </w:rPr>
+        <w:t>id</w:t>
       </w:r>
     </w:p>
     <w:p>
       <w:pPr>
         <w:pStyle w:val="Heading3"/>
       </w:pPr>
-      <w:bookmarkStart w:id="4" w:name="_SuccessRoleResponse"/>
-      <w:bookmarkStart w:id="5" w:name="_RoleSuccessResponse"/>
+      <w:bookmarkStart w:id="4" w:name="_RolesListResponse"/>
       <w:bookmarkEnd w:id="4"/>
-      <w:bookmarkEnd w:id="5"/>
-      <w:proofErr w:type="spellStart"/>
-      <w:r>
-        <w:t>Role</w:t>
-      </w:r>
-      <w:r>
-        <w:t>Success</w:t>
-      </w:r>
-      <w:r>
-        <w:t>Response</w:t>
-      </w:r>
-      <w:proofErr w:type="spellEnd"/>
+      <w:r>
+        <w:t>RolesListResponse</w:t>
+      </w:r>
     </w:p>
     <w:p>
       <w:pPr>
         <w:pStyle w:val="CODE"/>
         <w:shd w:val="clear" w:color="auto" w:fill="E0E0E0"/>
-        <w:rPr>
-          <w:rFonts w:hint="eastAsia"/>
-        </w:rPr>
       </w:pPr>
-      <w:r>
-        <w:rPr>
-          <w:color w:val="274467"/>
-        </w:rPr>
-        <w:t>string</w:t>
-      </w:r>
-      <w:r>
-        <w:t xml:space="preserve"> </w:t>
-      </w:r>
-      <w:r>
-        <w:rPr>
-          <w:b/>
-        </w:rPr>
-        <w:t>message</w:t>
-      </w:r>
-      <w:r>
-        <w:br/>
-      </w:r>
       <w:r>
         <w:rPr>
           <w:color w:val="274467"/>
@@ -4212,36 +4530,32 @@
       <w:r>
         <w:t xml:space="preserve"> </w:t>
       </w:r>
-      <w:proofErr w:type="spellStart"/>
       <w:r>
         <w:rPr>
           <w:b/>
         </w:rPr>
-        <w:t>role</w:t>
-      </w:r>
-      <w:proofErr w:type="spellEnd"/>
+        <w:t>roles</w:t>
+      </w:r>
     </w:p>
     <w:p>
       <w:pPr>
         <w:pStyle w:val="Heading3"/>
       </w:pPr>
-      <w:bookmarkStart w:id="6" w:name="_RoleRequest"/>
-      <w:bookmarkStart w:id="7" w:name="_RoleErrorResponse"/>
+      <w:bookmarkStart w:id="5" w:name="_SuccessRoleResponse"/>
+      <w:bookmarkStart w:id="6" w:name="_RoleSuccessResponse"/>
+      <w:bookmarkEnd w:id="5"/>
       <w:bookmarkEnd w:id="6"/>
-      <w:bookmarkEnd w:id="7"/>
-      <w:proofErr w:type="spellStart"/>
-      <w:r>
-        <w:t>RoleErrorResponse</w:t>
-      </w:r>
-      <w:proofErr w:type="spellEnd"/>
+      <w:r>
+        <w:t>Role</w:t>
+      </w:r>
+      <w:r>
+        <w:t>SuccessResponse</w:t>
+      </w:r>
     </w:p>
     <w:p>
       <w:pPr>
         <w:pStyle w:val="CODE"/>
         <w:shd w:val="clear" w:color="auto" w:fill="E0E0E0"/>
-        <w:rPr>
-          <w:rFonts w:hint="eastAsia"/>
-        </w:rPr>
       </w:pPr>
       <w:r>
         <w:rPr>
@@ -4256,47 +4570,43 @@
         <w:rPr>
           <w:b/>
         </w:rPr>
-        <w:t>error</w:t>
+        <w:t>message</w:t>
+      </w:r>
+      <w:r>
+        <w:br/>
+      </w:r>
+      <w:r>
+        <w:rPr>
+          <w:color w:val="274467"/>
+        </w:rPr>
+        <w:t>Role</w:t>
+      </w:r>
+      <w:r>
+        <w:t xml:space="preserve"> </w:t>
       </w:r>
       <w:r>
         <w:rPr>
           <w:b/>
         </w:rPr>
-        <w:br/>
-      </w:r>
-      <w:r>
-        <w:rPr>
-          <w:color w:val="274467"/>
-        </w:rPr>
-        <w:t>string</w:t>
-      </w:r>
-      <w:r>
-        <w:t xml:space="preserve"> </w:t>
-      </w:r>
-      <w:r>
-        <w:rPr>
-          <w:b/>
-        </w:rPr>
-        <w:t>details</w:t>
+        <w:t>role</w:t>
       </w:r>
     </w:p>
     <w:p>
       <w:pPr>
         <w:pStyle w:val="Heading3"/>
       </w:pPr>
-      <w:proofErr w:type="spellStart"/>
-      <w:r>
-        <w:t>UserRolePair</w:t>
-      </w:r>
-      <w:proofErr w:type="spellEnd"/>
+      <w:bookmarkStart w:id="7" w:name="_RoleRequest"/>
+      <w:bookmarkStart w:id="8" w:name="_RoleErrorResponse"/>
+      <w:bookmarkEnd w:id="7"/>
+      <w:bookmarkEnd w:id="8"/>
+      <w:r>
+        <w:t>RoleErrorResponse</w:t>
+      </w:r>
     </w:p>
     <w:p>
       <w:pPr>
         <w:pStyle w:val="CODE"/>
         <w:shd w:val="clear" w:color="auto" w:fill="E0E0E0"/>
-        <w:rPr>
-          <w:rFonts w:hint="eastAsia"/>
-        </w:rPr>
       </w:pPr>
       <w:r>
         <w:rPr>
@@ -4311,9 +4621,12 @@
         <w:rPr>
           <w:b/>
         </w:rPr>
-        <w:t>username</w:t>
-      </w:r>
-      <w:r>
+        <w:t>error</w:t>
+      </w:r>
+      <w:r>
+        <w:rPr>
+          <w:b/>
+        </w:rPr>
         <w:br/>
       </w:r>
       <w:r>
@@ -4329,28 +4642,21 @@
         <w:rPr>
           <w:b/>
         </w:rPr>
-        <w:t>role</w:t>
+        <w:t>details</w:t>
       </w:r>
     </w:p>
     <w:p>
       <w:pPr>
         <w:pStyle w:val="Heading3"/>
       </w:pPr>
-      <w:bookmarkStart w:id="8" w:name="_CustomEndpoint"/>
-      <w:bookmarkEnd w:id="8"/>
-      <w:proofErr w:type="spellStart"/>
-      <w:r>
-        <w:t>CustomEndpoint</w:t>
-      </w:r>
-      <w:proofErr w:type="spellEnd"/>
+      <w:r>
+        <w:t>UserRolePair</w:t>
+      </w:r>
     </w:p>
     <w:p>
       <w:pPr>
         <w:pStyle w:val="CODE"/>
         <w:shd w:val="clear" w:color="auto" w:fill="E0E0E0"/>
-        <w:rPr>
-          <w:rFonts w:hint="eastAsia"/>
-        </w:rPr>
       </w:pPr>
       <w:r>
         <w:rPr>
@@ -4365,12 +4671,9 @@
         <w:rPr>
           <w:b/>
         </w:rPr>
-        <w:t>path</w:t>
-      </w:r>
-      <w:r>
-        <w:rPr>
-          <w:color w:val="274467"/>
-        </w:rPr>
+        <w:t>username</w:t>
+      </w:r>
+      <w:r>
         <w:br/>
       </w:r>
       <w:r>
@@ -4386,11 +4689,24 @@
         <w:rPr>
           <w:b/>
         </w:rPr>
-        <w:t>endpoints</w:t>
-      </w:r>
-      <w:r>
-        <w:br/>
-      </w:r>
+        <w:t>role</w:t>
+      </w:r>
+    </w:p>
+    <w:p>
+      <w:pPr>
+        <w:pStyle w:val="Heading3"/>
+      </w:pPr>
+      <w:bookmarkStart w:id="9" w:name="_CustomEndpoint"/>
+      <w:bookmarkEnd w:id="9"/>
+      <w:r>
+        <w:t>CustomEndpoint</w:t>
+      </w:r>
+    </w:p>
+    <w:p>
+      <w:pPr>
+        <w:pStyle w:val="CODE"/>
+        <w:shd w:val="clear" w:color="auto" w:fill="E0E0E0"/>
+      </w:pPr>
       <w:r>
         <w:rPr>
           <w:color w:val="274467"/>
@@ -4404,7 +4720,52 @@
         <w:rPr>
           <w:b/>
         </w:rPr>
+        <w:t>path</w:t>
+      </w:r>
+      <w:r>
+        <w:rPr>
+          <w:b/>
+        </w:rPr>
+        <w:br/>
+      </w:r>
+      <w:r>
+        <w:rPr>
+          <w:color w:val="274467"/>
+        </w:rPr>
+        <w:t>string</w:t>
+      </w:r>
+      <w:r>
+        <w:t xml:space="preserve"> </w:t>
+      </w:r>
+      <w:r>
+        <w:rPr>
+          <w:b/>
+        </w:rPr>
         <w:t>method</w:t>
+      </w:r>
+      <w:r>
+        <w:br/>
+      </w:r>
+      <w:r>
+        <w:rPr>
+          <w:color w:val="274467"/>
+        </w:rPr>
+        <w:t>[]</w:t>
+      </w:r>
+      <w:r>
+        <w:rPr>
+          <w:color w:val="274467"/>
+        </w:rPr>
+        <w:t>string</w:t>
+      </w:r>
+      <w:r>
+        <w:t xml:space="preserve"> </w:t>
+      </w:r>
+      <w:r>
+        <w:rPr>
+          <w:b/>
+        </w:rPr>
+        <w:t>endpoints</w:t>
       </w:r>
       <w:r>
         <w:br/>
@@ -4423,6 +4784,27 @@
           <w:b/>
         </w:rPr>
         <w:t>needAccounting</w:t>
+      </w:r>
+      <w:r>
+        <w:rPr>
+          <w:b/>
+        </w:rPr>
+        <w:br/>
+      </w:r>
+      <w:r>
+        <w:rPr>
+          <w:color w:val="274467"/>
+        </w:rPr>
+        <w:t>boolean</w:t>
+      </w:r>
+      <w:r>
+        <w:t xml:space="preserve"> </w:t>
+      </w:r>
+      <w:r>
+        <w:rPr>
+          <w:b/>
+        </w:rPr>
+        <w:t>enabled</w:t>
       </w:r>
     </w:p>
     <w:sectPr>
@@ -4436,7 +4818,7 @@
 </file>
 
 <file path=word/numbering.xml><?xml version="1.0" encoding="utf-8"?>
-<w:numbering xmlns:wpc="http://schemas.microsoft.com/office/word/2010/wordprocessingCanvas" xmlns:cx="http://schemas.microsoft.com/office/drawing/2014/chartex" xmlns:cx1="http://schemas.microsoft.com/office/drawing/2015/9/8/chartex" xmlns:cx2="http://schemas.microsoft.com/office/drawing/2015/10/21/chartex" xmlns:cx3="http://schemas.microsoft.com/office/drawing/2016/5/9/chartex" xmlns:cx4="http://schemas.microsoft.com/office/drawing/2016/5/10/chartex" xmlns:cx5="http://schemas.microsoft.com/office/drawing/2016/5/11/chartex" xmlns:cx6="http://schemas.microsoft.com/office/drawing/2016/5/12/chartex" xmlns:cx7="http://schemas.microsoft.com/office/drawing/2016/5/13/chartex" xmlns:cx8="http://schemas.microsoft.com/office/drawing/2016/5/14/chartex" xmlns:mc="http://schemas.openxmlformats.org/markup-compatibility/2006" xmlns:aink="http://schemas.microsoft.com/office/drawing/2016/ink" xmlns:am3d="http://schemas.microsoft.com/office/drawing/2017/model3d" xmlns:o="urn:schemas-microsoft-com:office:office" xmlns:oel="http://schemas.microsoft.com/office/2019/extlst" xmlns:r="http://schemas.openxmlformats.org/officeDocument/2006/relationships" xmlns:m="http://schemas.openxmlformats.org/officeDocument/2006/math" xmlns:v="urn:schemas-microsoft-com:vml" xmlns:wp14="http://schemas.microsoft.com/office/word/2010/wordprocessingDrawing" xmlns:wp="http://schemas.openxmlformats.org/drawingml/2006/wordprocessingDrawing" xmlns:w10="urn:schemas-microsoft-com:office:word" xmlns:w="http://schemas.openxmlformats.org/wordprocessingml/2006/main" xmlns:w14="http://schemas.microsoft.com/office/word/2010/wordml" xmlns:w15="http://schemas.microsoft.com/office/word/2012/wordml" xmlns:w16cex="http://schemas.microsoft.com/office/word/2018/wordml/cex" xmlns:w16cid="http://schemas.microsoft.com/office/word/2016/wordml/cid" xmlns:w16="http://schemas.microsoft.com/office/word/2018/wordml" xmlns:w16du="http://schemas.microsoft.com/office/word/2023/wordml/word16du" xmlns:w16sdtdh="http://schemas.microsoft.com/office/word/2020/wordml/sdtdatahash" xmlns:w16sdtfl="http://schemas.microsoft.com/office/word/2024/wordml/sdtformatlock" xmlns:w16se="http://schemas.microsoft.com/office/word/2015/wordml/symex" xmlns:wpg="http://schemas.microsoft.com/office/word/2010/wordprocessingGroup" xmlns:wpi="http://schemas.microsoft.com/office/word/2010/wordprocessingInk" xmlns:wne="http://schemas.microsoft.com/office/word/2006/wordml" xmlns:wps="http://schemas.microsoft.com/office/word/2010/wordprocessingShape" mc:Ignorable="w14 w15 w16se w16cid w16 w16cex w16sdtdh w16sdtfl w16du wp14">
+<w:numbering xmlns:wpc="http://schemas.microsoft.com/office/word/2010/wordprocessingCanvas" xmlns:cx="http://schemas.microsoft.com/office/drawing/2014/chartex" xmlns:cx1="http://schemas.microsoft.com/office/drawing/2015/9/8/chartex" xmlns:cx2="http://schemas.microsoft.com/office/drawing/2015/10/21/chartex" xmlns:cx3="http://schemas.microsoft.com/office/drawing/2016/5/9/chartex" xmlns:cx4="http://schemas.microsoft.com/office/drawing/2016/5/10/chartex" xmlns:cx5="http://schemas.microsoft.com/office/drawing/2016/5/11/chartex" xmlns:cx6="http://schemas.microsoft.com/office/drawing/2016/5/12/chartex" xmlns:cx7="http://schemas.microsoft.com/office/drawing/2016/5/13/chartex" xmlns:cx8="http://schemas.microsoft.com/office/drawing/2016/5/14/chartex" xmlns:mc="http://schemas.openxmlformats.org/markup-compatibility/2006" xmlns:aink="http://schemas.microsoft.com/office/drawing/2016/ink" xmlns:am3d="http://schemas.microsoft.com/office/drawing/2017/model3d" xmlns:o="urn:schemas-microsoft-com:office:office" xmlns:r="http://schemas.openxmlformats.org/officeDocument/2006/relationships" xmlns:m="http://schemas.openxmlformats.org/officeDocument/2006/math" xmlns:v="urn:schemas-microsoft-com:vml" xmlns:wp14="http://schemas.microsoft.com/office/word/2010/wordprocessingDrawing" xmlns:wp="http://schemas.openxmlformats.org/drawingml/2006/wordprocessingDrawing" xmlns:w10="urn:schemas-microsoft-com:office:word" xmlns:w="http://schemas.openxmlformats.org/wordprocessingml/2006/main" xmlns:w14="http://schemas.microsoft.com/office/word/2010/wordml" xmlns:w15="http://schemas.microsoft.com/office/word/2012/wordml" xmlns:w16cex="http://schemas.microsoft.com/office/word/2018/wordml/cex" xmlns:w16cid="http://schemas.microsoft.com/office/word/2016/wordml/cid" xmlns:w16="http://schemas.microsoft.com/office/word/2018/wordml" xmlns:w16sdtdh="http://schemas.microsoft.com/office/word/2020/wordml/sdtdatahash" xmlns:w16se="http://schemas.microsoft.com/office/word/2015/wordml/symex" xmlns:wpg="http://schemas.microsoft.com/office/word/2010/wordprocessingGroup" xmlns:wpi="http://schemas.microsoft.com/office/word/2010/wordprocessingInk" xmlns:wne="http://schemas.microsoft.com/office/word/2006/wordml" xmlns:wps="http://schemas.microsoft.com/office/word/2010/wordprocessingShape" mc:Ignorable="w14 w15 w16se w16cid w16 w16cex w16sdtdh wp14">
   <w:abstractNum w:abstractNumId="0" w15:restartNumberingAfterBreak="0">
     <w:nsid w:val="FFFFFF7C"/>
     <w:multiLevelType w:val="singleLevel"/>
@@ -4608,38 +4990,38 @@
       </w:rPr>
     </w:lvl>
   </w:abstractNum>
-  <w:num w:numId="1" w16cid:durableId="1774322176">
+  <w:num w:numId="1">
     <w:abstractNumId w:val="8"/>
   </w:num>
-  <w:num w:numId="2" w16cid:durableId="1426153414">
+  <w:num w:numId="2">
     <w:abstractNumId w:val="6"/>
   </w:num>
-  <w:num w:numId="3" w16cid:durableId="1694456895">
+  <w:num w:numId="3">
     <w:abstractNumId w:val="5"/>
   </w:num>
-  <w:num w:numId="4" w16cid:durableId="3363816">
+  <w:num w:numId="4">
     <w:abstractNumId w:val="4"/>
   </w:num>
-  <w:num w:numId="5" w16cid:durableId="853958445">
+  <w:num w:numId="5">
     <w:abstractNumId w:val="7"/>
   </w:num>
-  <w:num w:numId="6" w16cid:durableId="1337155181">
+  <w:num w:numId="6">
     <w:abstractNumId w:val="3"/>
   </w:num>
-  <w:num w:numId="7" w16cid:durableId="640110420">
+  <w:num w:numId="7">
     <w:abstractNumId w:val="2"/>
   </w:num>
-  <w:num w:numId="8" w16cid:durableId="580528361">
+  <w:num w:numId="8">
     <w:abstractNumId w:val="1"/>
   </w:num>
-  <w:num w:numId="9" w16cid:durableId="2071076986">
+  <w:num w:numId="9">
     <w:abstractNumId w:val="0"/>
   </w:num>
 </w:numbering>
 </file>
 
 <file path=word/styles.xml><?xml version="1.0" encoding="utf-8"?>
-<w:styles xmlns:mc="http://schemas.openxmlformats.org/markup-compatibility/2006" xmlns:r="http://schemas.openxmlformats.org/officeDocument/2006/relationships" xmlns:w="http://schemas.openxmlformats.org/wordprocessingml/2006/main" xmlns:w14="http://schemas.microsoft.com/office/word/2010/wordml" xmlns:w15="http://schemas.microsoft.com/office/word/2012/wordml" xmlns:w16cex="http://schemas.microsoft.com/office/word/2018/wordml/cex" xmlns:w16cid="http://schemas.microsoft.com/office/word/2016/wordml/cid" xmlns:w16="http://schemas.microsoft.com/office/word/2018/wordml" xmlns:w16du="http://schemas.microsoft.com/office/word/2023/wordml/word16du" xmlns:w16sdtdh="http://schemas.microsoft.com/office/word/2020/wordml/sdtdatahash" xmlns:w16sdtfl="http://schemas.microsoft.com/office/word/2024/wordml/sdtformatlock" xmlns:w16se="http://schemas.microsoft.com/office/word/2015/wordml/symex" mc:Ignorable="w14 w15 w16se w16cid w16 w16cex w16sdtdh w16sdtfl w16du">
+<w:styles xmlns:mc="http://schemas.openxmlformats.org/markup-compatibility/2006" xmlns:r="http://schemas.openxmlformats.org/officeDocument/2006/relationships" xmlns:w="http://schemas.openxmlformats.org/wordprocessingml/2006/main" xmlns:w14="http://schemas.microsoft.com/office/word/2010/wordml" xmlns:w15="http://schemas.microsoft.com/office/word/2012/wordml" xmlns:w16cex="http://schemas.microsoft.com/office/word/2018/wordml/cex" xmlns:w16cid="http://schemas.microsoft.com/office/word/2016/wordml/cid" xmlns:w16="http://schemas.microsoft.com/office/word/2018/wordml" xmlns:w16sdtdh="http://schemas.microsoft.com/office/word/2020/wordml/sdtdatahash" xmlns:w16se="http://schemas.microsoft.com/office/word/2015/wordml/symex" mc:Ignorable="w14 w15 w16se w16cid w16 w16cex w16sdtdh">
   <w:docDefaults>
     <w:rPrDefault>
       <w:rPr>
@@ -16060,6 +16442,70 @@
       <w:u w:val="single"/>
     </w:rPr>
   </w:style>
+  <w:style w:type="paragraph" w:styleId="HTMLPreformatted">
+    <w:name w:val="HTML Preformatted"/>
+    <w:basedOn w:val="Normal"/>
+    <w:link w:val="HTMLPreformattedChar"/>
+    <w:uiPriority w:val="99"/>
+    <w:unhideWhenUsed/>
+    <w:rsid w:val="00B85172"/>
+    <w:pPr>
+      <w:tabs>
+        <w:tab w:val="left" w:pos="916"/>
+        <w:tab w:val="left" w:pos="1832"/>
+        <w:tab w:val="left" w:pos="2748"/>
+        <w:tab w:val="left" w:pos="3664"/>
+        <w:tab w:val="left" w:pos="4580"/>
+        <w:tab w:val="left" w:pos="5496"/>
+        <w:tab w:val="left" w:pos="6412"/>
+        <w:tab w:val="left" w:pos="7328"/>
+        <w:tab w:val="left" w:pos="8244"/>
+        <w:tab w:val="left" w:pos="9160"/>
+        <w:tab w:val="left" w:pos="10076"/>
+        <w:tab w:val="left" w:pos="10992"/>
+        <w:tab w:val="left" w:pos="11908"/>
+        <w:tab w:val="left" w:pos="12824"/>
+        <w:tab w:val="left" w:pos="13740"/>
+        <w:tab w:val="left" w:pos="14656"/>
+      </w:tabs>
+      <w:spacing w:after="0" w:line="240" w:lineRule="auto"/>
+    </w:pPr>
+    <w:rPr>
+      <w:rFonts w:ascii="Courier New" w:eastAsia="Times New Roman" w:hAnsi="Courier New" w:cs="Courier New"/>
+      <w:sz w:val="20"/>
+      <w:szCs w:val="20"/>
+    </w:rPr>
+  </w:style>
+  <w:style w:type="character" w:customStyle="1" w:styleId="HTMLPreformattedChar">
+    <w:name w:val="HTML Preformatted Char"/>
+    <w:basedOn w:val="DefaultParagraphFont"/>
+    <w:link w:val="HTMLPreformatted"/>
+    <w:uiPriority w:val="99"/>
+    <w:rsid w:val="00B85172"/>
+    <w:rPr>
+      <w:rFonts w:ascii="Courier New" w:eastAsia="Times New Roman" w:hAnsi="Courier New" w:cs="Courier New"/>
+      <w:sz w:val="20"/>
+      <w:szCs w:val="20"/>
+    </w:rPr>
+  </w:style>
+  <w:style w:type="character" w:customStyle="1" w:styleId="hljs-attr">
+    <w:name w:val="hljs-attr"/>
+    <w:basedOn w:val="DefaultParagraphFont"/>
+    <w:rsid w:val="00B85172"/>
+  </w:style>
+  <w:style w:type="character" w:styleId="HTMLCode">
+    <w:name w:val="HTML Code"/>
+    <w:basedOn w:val="DefaultParagraphFont"/>
+    <w:uiPriority w:val="99"/>
+    <w:semiHidden/>
+    <w:unhideWhenUsed/>
+    <w:rsid w:val="007F0220"/>
+    <w:rPr>
+      <w:rFonts w:ascii="Courier New" w:eastAsia="Times New Roman" w:hAnsi="Courier New" w:cs="Courier New"/>
+      <w:sz w:val="20"/>
+      <w:szCs w:val="20"/>
+    </w:rPr>
+  </w:style>
 </w:styles>
 </file>
 

--- a/proxy_service/docs/swagger.docx
+++ b/proxy_service/docs/swagger.docx
@@ -8962,7 +8962,7 @@
         <w:rPr/>
         <w:t>{</w:t>
         <w:br/>
-        <w:t xml:space="preserve">    "path": "/sms"</w:t>
+        <w:t xml:space="preserve">    "path": "/sms",</w:t>
         <w:br/>
         <w:t xml:space="preserve">    "method": "any",</w:t>
         <w:br/>
@@ -8975,29 +8975,1225 @@
       </w:r>
       <w:r>
         <w:rPr/>
-        <w:t>"endpoints": ["http://127.0.0.1:8081/</w:t>
-      </w:r>
-      <w:r>
-        <w:rPr/>
-        <w:t>api/v2</w:t>
-      </w:r>
-      <w:r>
-        <w:rPr/>
-        <w:t xml:space="preserve">", </w:t>
+        <w:t xml:space="preserve">"endpoints": ["http://127.0.0.1:8081/api/v2", </w:t>
         <w:br/>
-        <w:t xml:space="preserve">                  "http://127.0.0.1:8082/</w:t>
-      </w:r>
-      <w:r>
-        <w:rPr/>
-        <w:t>api/v2</w:t>
-      </w:r>
-      <w:r>
-        <w:rPr/>
-        <w:t>"],</w:t>
+        <w:t xml:space="preserve">                  "http://127.0.0.1:8082/api/v2"],</w:t>
         <w:br/>
         <w:t xml:space="preserve">    "needAccounting": false,</w:t>
         <w:br/>
         <w:t xml:space="preserve">    "enabled": true</w:t>
+        <w:br/>
+        <w:t>}</w:t>
+      </w:r>
+    </w:p>
+    <w:p>
+      <w:pPr>
+        <w:pStyle w:val="Heading2"/>
+        <w:rPr/>
+      </w:pPr>
+      <w:r>
+        <w:rPr/>
+      </w:r>
+    </w:p>
+    <w:p>
+      <w:pPr>
+        <w:pStyle w:val="Heading2"/>
+        <w:rPr/>
+      </w:pPr>
+      <w:r>
+        <w:rPr/>
+        <w:t>Delete</w:t>
+      </w:r>
+      <w:r>
+        <w:rPr/>
+        <w:t xml:space="preserve"> Custom Endpoint</w:t>
+      </w:r>
+    </w:p>
+    <w:p>
+      <w:pPr>
+        <w:pStyle w:val="Normal"/>
+        <w:rPr/>
+      </w:pPr>
+      <w:r>
+        <w:rPr/>
+        <w:t xml:space="preserve">Delete an existing </w:t>
+      </w:r>
+      <w:r>
+        <w:rPr/>
+        <w:t>Custom Endpoint</w:t>
+      </w:r>
+    </w:p>
+    <w:tbl>
+      <w:tblPr>
+        <w:tblStyle w:val="TableGrid"/>
+        <w:tblW w:w="6480" w:type="dxa"/>
+        <w:jc w:val="left"/>
+        <w:tblInd w:w="0" w:type="dxa"/>
+        <w:tblLayout w:type="fixed"/>
+        <w:tblCellMar>
+          <w:top w:w="0" w:type="dxa"/>
+          <w:left w:w="108" w:type="dxa"/>
+          <w:bottom w:w="0" w:type="dxa"/>
+          <w:right w:w="108" w:type="dxa"/>
+        </w:tblCellMar>
+        <w:tblLook w:val="04a0" w:noHBand="0" w:noVBand="1" w:firstColumn="1" w:lastRow="0" w:lastColumn="0" w:firstRow="1"/>
+      </w:tblPr>
+      <w:tblGrid>
+        <w:gridCol w:w="2159"/>
+        <w:gridCol w:w="4320"/>
+      </w:tblGrid>
+      <w:tr>
+        <w:trPr/>
+        <w:tc>
+          <w:tcPr>
+            <w:tcW w:w="2159" w:type="dxa"/>
+            <w:tcBorders/>
+            <w:shd w:color="auto" w:fill="BDD6EE" w:val="clear"/>
+          </w:tcPr>
+          <w:p>
+            <w:pPr>
+              <w:pStyle w:val="Normal"/>
+              <w:widowControl w:val="false"/>
+              <w:suppressAutoHyphens w:val="true"/>
+              <w:spacing w:lineRule="auto" w:line="240" w:before="0" w:after="0"/>
+              <w:jc w:val="left"/>
+              <w:rPr>
+                <w:rFonts w:ascii="Cambria" w:hAnsi="Cambria" w:eastAsia="ＭＳ 明朝" w:cs="Arial"/>
+                <w:kern w:val="0"/>
+                <w:sz w:val="22"/>
+                <w:szCs w:val="22"/>
+                <w:lang w:val="en-US" w:eastAsia="en-US" w:bidi="ar-SA"/>
+              </w:rPr>
+            </w:pPr>
+            <w:r>
+              <w:rPr>
+                <w:rFonts w:eastAsia="ＭＳ 明朝" w:cs="Arial"/>
+                <w:b/>
+                <w:kern w:val="0"/>
+                <w:sz w:val="22"/>
+                <w:szCs w:val="22"/>
+                <w:lang w:val="en-US" w:eastAsia="en-US" w:bidi="ar-SA"/>
+              </w:rPr>
+              <w:t>Path</w:t>
+            </w:r>
+          </w:p>
+        </w:tc>
+        <w:tc>
+          <w:tcPr>
+            <w:tcW w:w="4320" w:type="dxa"/>
+            <w:tcBorders/>
+          </w:tcPr>
+          <w:p>
+            <w:pPr>
+              <w:pStyle w:val="CODE"/>
+              <w:widowControl w:val="false"/>
+              <w:suppressAutoHyphens w:val="true"/>
+              <w:spacing w:lineRule="auto" w:line="240" w:before="0" w:after="0"/>
+              <w:jc w:val="left"/>
+              <w:rPr>
+                <w:rFonts w:eastAsia="ＭＳ 明朝" w:cs="Arial"/>
+                <w:kern w:val="0"/>
+                <w:szCs w:val="22"/>
+                <w:lang w:val="en-US" w:eastAsia="en-US" w:bidi="ar-SA"/>
+              </w:rPr>
+            </w:pPr>
+            <w:r>
+              <w:rPr>
+                <w:rFonts w:eastAsia="ＭＳ 明朝" w:cs="Arial"/>
+                <w:kern w:val="0"/>
+                <w:szCs w:val="22"/>
+                <w:lang w:val="en-US" w:eastAsia="en-US" w:bidi="ar-SA"/>
+              </w:rPr>
+              <w:t>/admin/custom-endpoints</w:t>
+            </w:r>
+          </w:p>
+        </w:tc>
+      </w:tr>
+      <w:tr>
+        <w:trPr/>
+        <w:tc>
+          <w:tcPr>
+            <w:tcW w:w="2159" w:type="dxa"/>
+            <w:tcBorders/>
+            <w:shd w:color="auto" w:fill="BDD6EE" w:val="clear"/>
+          </w:tcPr>
+          <w:p>
+            <w:pPr>
+              <w:pStyle w:val="Normal"/>
+              <w:widowControl w:val="false"/>
+              <w:suppressAutoHyphens w:val="true"/>
+              <w:spacing w:lineRule="auto" w:line="240" w:before="0" w:after="0"/>
+              <w:jc w:val="left"/>
+              <w:rPr>
+                <w:rFonts w:ascii="Cambria" w:hAnsi="Cambria" w:eastAsia="ＭＳ 明朝" w:cs="Arial"/>
+                <w:kern w:val="0"/>
+                <w:sz w:val="22"/>
+                <w:szCs w:val="22"/>
+                <w:lang w:val="en-US" w:eastAsia="en-US" w:bidi="ar-SA"/>
+              </w:rPr>
+            </w:pPr>
+            <w:r>
+              <w:rPr>
+                <w:rFonts w:eastAsia="ＭＳ 明朝" w:cs="Arial"/>
+                <w:b/>
+                <w:kern w:val="0"/>
+                <w:sz w:val="22"/>
+                <w:szCs w:val="22"/>
+                <w:lang w:val="en-US" w:eastAsia="en-US" w:bidi="ar-SA"/>
+              </w:rPr>
+              <w:t>Method</w:t>
+            </w:r>
+          </w:p>
+        </w:tc>
+        <w:tc>
+          <w:tcPr>
+            <w:tcW w:w="4320" w:type="dxa"/>
+            <w:tcBorders/>
+          </w:tcPr>
+          <w:p>
+            <w:pPr>
+              <w:pStyle w:val="CODE"/>
+              <w:widowControl w:val="false"/>
+              <w:suppressAutoHyphens w:val="true"/>
+              <w:spacing w:lineRule="auto" w:line="240" w:before="0" w:after="0"/>
+              <w:jc w:val="left"/>
+              <w:rPr>
+                <w:rFonts w:eastAsia="ＭＳ 明朝" w:cs="Arial"/>
+                <w:kern w:val="0"/>
+                <w:szCs w:val="22"/>
+                <w:lang w:val="en-US" w:eastAsia="en-US" w:bidi="ar-SA"/>
+              </w:rPr>
+            </w:pPr>
+            <w:r>
+              <w:rPr>
+                <w:rFonts w:eastAsia="ＭＳ 明朝" w:cs="Arial"/>
+                <w:b/>
+                <w:color w:val="00682F"/>
+                <w:kern w:val="0"/>
+                <w:szCs w:val="22"/>
+                <w:lang w:val="en-US" w:eastAsia="en-US" w:bidi="ar-SA"/>
+              </w:rPr>
+              <w:t>DELETE</w:t>
+            </w:r>
+          </w:p>
+        </w:tc>
+      </w:tr>
+    </w:tbl>
+    <w:p>
+      <w:pPr>
+        <w:pStyle w:val="Heading3"/>
+        <w:rPr/>
+      </w:pPr>
+      <w:r>
+        <w:rPr/>
+        <w:t>Request</w:t>
+      </w:r>
+    </w:p>
+    <w:tbl>
+      <w:tblPr>
+        <w:tblStyle w:val="TableGrid"/>
+        <w:tblW w:w="8640" w:type="dxa"/>
+        <w:jc w:val="left"/>
+        <w:tblInd w:w="0" w:type="dxa"/>
+        <w:tblLayout w:type="fixed"/>
+        <w:tblCellMar>
+          <w:top w:w="0" w:type="dxa"/>
+          <w:left w:w="108" w:type="dxa"/>
+          <w:bottom w:w="0" w:type="dxa"/>
+          <w:right w:w="108" w:type="dxa"/>
+        </w:tblCellMar>
+        <w:tblLook w:val="04a0" w:noHBand="0" w:noVBand="1" w:firstColumn="1" w:lastRow="0" w:lastColumn="0" w:firstRow="1"/>
+      </w:tblPr>
+      <w:tblGrid>
+        <w:gridCol w:w="2160"/>
+        <w:gridCol w:w="2160"/>
+        <w:gridCol w:w="2160"/>
+        <w:gridCol w:w="2159"/>
+      </w:tblGrid>
+      <w:tr>
+        <w:trPr/>
+        <w:tc>
+          <w:tcPr>
+            <w:tcW w:w="2160" w:type="dxa"/>
+            <w:tcBorders/>
+            <w:shd w:color="auto" w:fill="BDD6EE" w:val="clear"/>
+          </w:tcPr>
+          <w:p>
+            <w:pPr>
+              <w:pStyle w:val="Normal"/>
+              <w:widowControl w:val="false"/>
+              <w:suppressAutoHyphens w:val="true"/>
+              <w:spacing w:lineRule="auto" w:line="240" w:before="0" w:after="0"/>
+              <w:jc w:val="left"/>
+              <w:rPr>
+                <w:rFonts w:ascii="Cambria" w:hAnsi="Cambria" w:eastAsia="ＭＳ 明朝" w:cs="Arial"/>
+                <w:kern w:val="0"/>
+                <w:sz w:val="22"/>
+                <w:szCs w:val="22"/>
+                <w:lang w:val="en-US" w:eastAsia="en-US" w:bidi="ar-SA"/>
+              </w:rPr>
+            </w:pPr>
+            <w:r>
+              <w:rPr>
+                <w:rFonts w:eastAsia="ＭＳ 明朝" w:cs="Arial"/>
+                <w:b/>
+                <w:kern w:val="0"/>
+                <w:sz w:val="22"/>
+                <w:szCs w:val="22"/>
+                <w:lang w:val="en-US" w:eastAsia="en-US" w:bidi="ar-SA"/>
+              </w:rPr>
+              <w:t>Type</w:t>
+            </w:r>
+          </w:p>
+        </w:tc>
+        <w:tc>
+          <w:tcPr>
+            <w:tcW w:w="2160" w:type="dxa"/>
+            <w:tcBorders/>
+            <w:shd w:color="auto" w:fill="BDD6EE" w:val="clear"/>
+          </w:tcPr>
+          <w:p>
+            <w:pPr>
+              <w:pStyle w:val="Normal"/>
+              <w:widowControl w:val="false"/>
+              <w:suppressAutoHyphens w:val="true"/>
+              <w:spacing w:lineRule="auto" w:line="240" w:before="0" w:after="0"/>
+              <w:jc w:val="left"/>
+              <w:rPr>
+                <w:rFonts w:ascii="Cambria" w:hAnsi="Cambria" w:eastAsia="ＭＳ 明朝" w:cs="Arial"/>
+                <w:kern w:val="0"/>
+                <w:sz w:val="22"/>
+                <w:szCs w:val="22"/>
+                <w:lang w:val="en-US" w:eastAsia="en-US" w:bidi="ar-SA"/>
+              </w:rPr>
+            </w:pPr>
+            <w:r>
+              <w:rPr>
+                <w:rFonts w:eastAsia="ＭＳ 明朝" w:cs="Arial"/>
+                <w:b/>
+                <w:kern w:val="0"/>
+                <w:sz w:val="22"/>
+                <w:szCs w:val="22"/>
+                <w:lang w:val="en-US" w:eastAsia="en-US" w:bidi="ar-SA"/>
+              </w:rPr>
+              <w:t>Name</w:t>
+            </w:r>
+          </w:p>
+        </w:tc>
+        <w:tc>
+          <w:tcPr>
+            <w:tcW w:w="2160" w:type="dxa"/>
+            <w:tcBorders/>
+            <w:shd w:color="auto" w:fill="BDD6EE" w:val="clear"/>
+          </w:tcPr>
+          <w:p>
+            <w:pPr>
+              <w:pStyle w:val="Normal"/>
+              <w:widowControl w:val="false"/>
+              <w:suppressAutoHyphens w:val="true"/>
+              <w:spacing w:lineRule="auto" w:line="240" w:before="0" w:after="0"/>
+              <w:jc w:val="left"/>
+              <w:rPr>
+                <w:rFonts w:ascii="Cambria" w:hAnsi="Cambria" w:eastAsia="ＭＳ 明朝" w:cs="Arial"/>
+                <w:kern w:val="0"/>
+                <w:sz w:val="22"/>
+                <w:szCs w:val="22"/>
+                <w:lang w:val="en-US" w:eastAsia="en-US" w:bidi="ar-SA"/>
+              </w:rPr>
+            </w:pPr>
+            <w:r>
+              <w:rPr>
+                <w:rFonts w:eastAsia="ＭＳ 明朝" w:cs="Arial"/>
+                <w:b/>
+                <w:kern w:val="0"/>
+                <w:sz w:val="22"/>
+                <w:szCs w:val="22"/>
+                <w:lang w:val="en-US" w:eastAsia="en-US" w:bidi="ar-SA"/>
+              </w:rPr>
+              <w:t>Description</w:t>
+            </w:r>
+          </w:p>
+        </w:tc>
+        <w:tc>
+          <w:tcPr>
+            <w:tcW w:w="2159" w:type="dxa"/>
+            <w:tcBorders/>
+            <w:shd w:color="auto" w:fill="BDD6EE" w:val="clear"/>
+          </w:tcPr>
+          <w:p>
+            <w:pPr>
+              <w:pStyle w:val="Normal"/>
+              <w:widowControl w:val="false"/>
+              <w:suppressAutoHyphens w:val="true"/>
+              <w:spacing w:lineRule="auto" w:line="240" w:before="0" w:after="0"/>
+              <w:jc w:val="left"/>
+              <w:rPr>
+                <w:rFonts w:ascii="Cambria" w:hAnsi="Cambria" w:eastAsia="ＭＳ 明朝" w:cs="Arial"/>
+                <w:kern w:val="0"/>
+                <w:sz w:val="22"/>
+                <w:szCs w:val="22"/>
+                <w:lang w:val="en-US" w:eastAsia="en-US" w:bidi="ar-SA"/>
+              </w:rPr>
+            </w:pPr>
+            <w:r>
+              <w:rPr>
+                <w:rFonts w:eastAsia="ＭＳ 明朝" w:cs="Arial"/>
+                <w:b/>
+                <w:kern w:val="0"/>
+                <w:sz w:val="22"/>
+                <w:szCs w:val="22"/>
+                <w:lang w:val="en-US" w:eastAsia="en-US" w:bidi="ar-SA"/>
+              </w:rPr>
+              <w:t>Schema/Value</w:t>
+            </w:r>
+          </w:p>
+        </w:tc>
+      </w:tr>
+      <w:tr>
+        <w:trPr/>
+        <w:tc>
+          <w:tcPr>
+            <w:tcW w:w="2160" w:type="dxa"/>
+            <w:tcBorders/>
+          </w:tcPr>
+          <w:p>
+            <w:pPr>
+              <w:pStyle w:val="Normal"/>
+              <w:widowControl w:val="false"/>
+              <w:suppressAutoHyphens w:val="true"/>
+              <w:spacing w:lineRule="auto" w:line="240" w:before="0" w:after="0"/>
+              <w:jc w:val="left"/>
+              <w:rPr>
+                <w:rFonts w:ascii="Cambria" w:hAnsi="Cambria" w:eastAsia="ＭＳ 明朝" w:cs="Arial"/>
+                <w:kern w:val="0"/>
+                <w:sz w:val="22"/>
+                <w:szCs w:val="22"/>
+                <w:lang w:val="en-US" w:eastAsia="en-US" w:bidi="ar-SA"/>
+              </w:rPr>
+            </w:pPr>
+            <w:r>
+              <w:rPr>
+                <w:rFonts w:eastAsia="ＭＳ 明朝" w:cs="Arial"/>
+                <w:kern w:val="0"/>
+                <w:sz w:val="22"/>
+                <w:szCs w:val="22"/>
+                <w:lang w:val="en-US" w:eastAsia="en-US" w:bidi="ar-SA"/>
+              </w:rPr>
+              <w:t>HEADERS</w:t>
+            </w:r>
+          </w:p>
+        </w:tc>
+        <w:tc>
+          <w:tcPr>
+            <w:tcW w:w="2160" w:type="dxa"/>
+            <w:tcBorders/>
+          </w:tcPr>
+          <w:p>
+            <w:pPr>
+              <w:pStyle w:val="Normal"/>
+              <w:widowControl w:val="false"/>
+              <w:suppressAutoHyphens w:val="true"/>
+              <w:spacing w:lineRule="auto" w:line="240" w:before="0" w:after="0"/>
+              <w:jc w:val="left"/>
+              <w:rPr>
+                <w:rFonts w:ascii="Cambria" w:hAnsi="Cambria" w:eastAsia="ＭＳ 明朝" w:cs="Arial"/>
+                <w:kern w:val="0"/>
+                <w:sz w:val="22"/>
+                <w:szCs w:val="22"/>
+                <w:lang w:val="en-US" w:eastAsia="en-US" w:bidi="ar-SA"/>
+              </w:rPr>
+            </w:pPr>
+            <w:r>
+              <w:rPr>
+                <w:rFonts w:eastAsia="ＭＳ 明朝" w:cs="Arial"/>
+                <w:kern w:val="0"/>
+                <w:sz w:val="22"/>
+                <w:szCs w:val="22"/>
+                <w:lang w:val="en-US" w:eastAsia="en-US" w:bidi="ar-SA"/>
+              </w:rPr>
+              <w:t>Content-Type</w:t>
+            </w:r>
+          </w:p>
+        </w:tc>
+        <w:tc>
+          <w:tcPr>
+            <w:tcW w:w="2160" w:type="dxa"/>
+            <w:tcBorders/>
+          </w:tcPr>
+          <w:p>
+            <w:pPr>
+              <w:pStyle w:val="Normal"/>
+              <w:widowControl w:val="false"/>
+              <w:suppressAutoHyphens w:val="true"/>
+              <w:spacing w:lineRule="auto" w:line="240" w:before="0" w:after="0"/>
+              <w:jc w:val="left"/>
+              <w:rPr>
+                <w:rFonts w:ascii="Cambria" w:hAnsi="Cambria" w:eastAsia="ＭＳ 明朝" w:cs="Arial"/>
+                <w:kern w:val="0"/>
+                <w:sz w:val="22"/>
+                <w:szCs w:val="22"/>
+                <w:lang w:val="en-US" w:eastAsia="en-US" w:bidi="ar-SA"/>
+              </w:rPr>
+            </w:pPr>
+            <w:r>
+              <w:rPr>
+                <w:rFonts w:eastAsia="ＭＳ 明朝" w:cs="Arial"/>
+                <w:kern w:val="0"/>
+                <w:sz w:val="22"/>
+                <w:szCs w:val="22"/>
+                <w:lang w:val="en-US" w:eastAsia="en-US" w:bidi="ar-SA"/>
+              </w:rPr>
+              <w:t>Content Type of Request</w:t>
+            </w:r>
+          </w:p>
+        </w:tc>
+        <w:tc>
+          <w:tcPr>
+            <w:tcW w:w="2159" w:type="dxa"/>
+            <w:tcBorders/>
+          </w:tcPr>
+          <w:p>
+            <w:pPr>
+              <w:pStyle w:val="Normal"/>
+              <w:widowControl w:val="false"/>
+              <w:suppressAutoHyphens w:val="true"/>
+              <w:spacing w:lineRule="auto" w:line="240" w:before="0" w:after="0"/>
+              <w:jc w:val="left"/>
+              <w:rPr>
+                <w:rFonts w:ascii="Cambria" w:hAnsi="Cambria" w:eastAsia="ＭＳ 明朝" w:cs="Arial"/>
+                <w:kern w:val="0"/>
+                <w:sz w:val="22"/>
+                <w:szCs w:val="22"/>
+                <w:lang w:val="en-US" w:eastAsia="en-US" w:bidi="ar-SA"/>
+              </w:rPr>
+            </w:pPr>
+            <w:r>
+              <w:rPr>
+                <w:rFonts w:eastAsia="ＭＳ 明朝" w:cs="Arial"/>
+                <w:kern w:val="0"/>
+                <w:sz w:val="22"/>
+                <w:szCs w:val="22"/>
+                <w:lang w:val="en-US" w:eastAsia="en-US" w:bidi="ar-SA"/>
+              </w:rPr>
+              <w:t>application/json</w:t>
+            </w:r>
+          </w:p>
+        </w:tc>
+      </w:tr>
+      <w:tr>
+        <w:trPr/>
+        <w:tc>
+          <w:tcPr>
+            <w:tcW w:w="2160" w:type="dxa"/>
+            <w:tcBorders/>
+          </w:tcPr>
+          <w:p>
+            <w:pPr>
+              <w:pStyle w:val="Normal"/>
+              <w:widowControl w:val="false"/>
+              <w:suppressAutoHyphens w:val="true"/>
+              <w:spacing w:lineRule="auto" w:line="240" w:before="0" w:after="0"/>
+              <w:jc w:val="left"/>
+              <w:rPr>
+                <w:rFonts w:ascii="Cambria" w:hAnsi="Cambria" w:eastAsia="ＭＳ 明朝" w:cs="Arial"/>
+                <w:kern w:val="0"/>
+                <w:sz w:val="22"/>
+                <w:szCs w:val="22"/>
+                <w:lang w:val="en-US" w:eastAsia="en-US" w:bidi="ar-SA"/>
+              </w:rPr>
+            </w:pPr>
+            <w:r>
+              <w:rPr>
+                <w:rFonts w:eastAsia="ＭＳ 明朝" w:cs="Arial"/>
+                <w:kern w:val="0"/>
+                <w:sz w:val="22"/>
+                <w:szCs w:val="22"/>
+                <w:lang w:val="en-US" w:eastAsia="en-US" w:bidi="ar-SA"/>
+              </w:rPr>
+              <w:t>BODY</w:t>
+            </w:r>
+          </w:p>
+        </w:tc>
+        <w:tc>
+          <w:tcPr>
+            <w:tcW w:w="2160" w:type="dxa"/>
+            <w:tcBorders/>
+          </w:tcPr>
+          <w:p>
+            <w:pPr>
+              <w:pStyle w:val="Normal"/>
+              <w:widowControl w:val="false"/>
+              <w:suppressAutoHyphens w:val="true"/>
+              <w:spacing w:lineRule="auto" w:line="240" w:before="0" w:after="0"/>
+              <w:jc w:val="left"/>
+              <w:rPr>
+                <w:rFonts w:ascii="Cambria" w:hAnsi="Cambria" w:eastAsia="ＭＳ 明朝" w:cs="Arial"/>
+                <w:kern w:val="0"/>
+                <w:sz w:val="22"/>
+                <w:szCs w:val="22"/>
+                <w:lang w:val="en-US" w:eastAsia="en-US" w:bidi="ar-SA"/>
+              </w:rPr>
+            </w:pPr>
+            <w:r>
+              <w:rPr>
+                <w:rFonts w:eastAsia="ＭＳ 明朝" w:cs="Arial"/>
+                <w:kern w:val="0"/>
+                <w:sz w:val="22"/>
+                <w:szCs w:val="22"/>
+                <w:lang w:val="en-US" w:eastAsia="en-US" w:bidi="ar-SA"/>
+              </w:rPr>
+              <w:t>request</w:t>
+            </w:r>
+          </w:p>
+        </w:tc>
+        <w:tc>
+          <w:tcPr>
+            <w:tcW w:w="2160" w:type="dxa"/>
+            <w:tcBorders/>
+          </w:tcPr>
+          <w:p>
+            <w:pPr>
+              <w:pStyle w:val="Normal"/>
+              <w:widowControl w:val="false"/>
+              <w:suppressAutoHyphens w:val="true"/>
+              <w:spacing w:lineRule="auto" w:line="240" w:before="0" w:after="0"/>
+              <w:jc w:val="left"/>
+              <w:rPr>
+                <w:rFonts w:ascii="Cambria" w:hAnsi="Cambria" w:eastAsia="ＭＳ 明朝" w:cs="Arial"/>
+                <w:kern w:val="0"/>
+                <w:sz w:val="22"/>
+                <w:szCs w:val="22"/>
+                <w:lang w:val="en-US" w:eastAsia="en-US" w:bidi="ar-SA"/>
+              </w:rPr>
+            </w:pPr>
+            <w:r>
+              <w:rPr>
+                <w:rFonts w:eastAsia="ＭＳ 明朝" w:cs="Arial"/>
+                <w:kern w:val="0"/>
+                <w:sz w:val="22"/>
+                <w:szCs w:val="22"/>
+                <w:lang w:val="en-US" w:eastAsia="en-US" w:bidi="ar-SA"/>
+              </w:rPr>
+              <w:t>CustomEndpoint payload</w:t>
+            </w:r>
+          </w:p>
+        </w:tc>
+        <w:tc>
+          <w:tcPr>
+            <w:tcW w:w="2159" w:type="dxa"/>
+            <w:tcBorders/>
+          </w:tcPr>
+          <w:p>
+            <w:pPr>
+              <w:pStyle w:val="Normal"/>
+              <w:widowControl w:val="false"/>
+              <w:suppressAutoHyphens w:val="true"/>
+              <w:spacing w:lineRule="auto" w:line="240" w:before="0" w:after="0"/>
+              <w:jc w:val="left"/>
+              <w:rPr/>
+            </w:pPr>
+            <w:hyperlink w:anchor="_CustomEndpoint">
+              <w:r>
+                <w:rPr>
+                  <w:rStyle w:val="InternetLink"/>
+                  <w:rFonts w:eastAsia="ＭＳ 明朝" w:cs="Arial"/>
+                  <w:kern w:val="0"/>
+                  <w:sz w:val="22"/>
+                  <w:szCs w:val="22"/>
+                  <w:lang w:val="en-US" w:eastAsia="en-US" w:bidi="ar-SA"/>
+                </w:rPr>
+                <w:t>CustomEndpoint</w:t>
+              </w:r>
+            </w:hyperlink>
+            <w:r>
+              <w:rPr>
+                <w:rFonts w:eastAsia="ＭＳ 明朝" w:cs="Arial"/>
+                <w:kern w:val="0"/>
+                <w:sz w:val="22"/>
+                <w:szCs w:val="22"/>
+                <w:lang w:val="en-US" w:eastAsia="en-US" w:bidi="ar-SA"/>
+              </w:rPr>
+              <w:t xml:space="preserve"> [object]</w:t>
+            </w:r>
+          </w:p>
+        </w:tc>
+      </w:tr>
+    </w:tbl>
+    <w:p>
+      <w:pPr>
+        <w:pStyle w:val="Heading3"/>
+        <w:rPr/>
+      </w:pPr>
+      <w:r>
+        <w:rPr/>
+        <w:t>Response</w:t>
+      </w:r>
+    </w:p>
+    <w:p>
+      <w:pPr>
+        <w:pStyle w:val="Normal"/>
+        <w:rPr/>
+      </w:pPr>
+      <w:r>
+        <w:rPr/>
+        <w:t xml:space="preserve">Content-Type: </w:t>
+      </w:r>
+      <w:r>
+        <w:rPr>
+          <w:rFonts w:ascii="Consolas" w:hAnsi="Consolas"/>
+        </w:rPr>
+        <w:t>application/json</w:t>
+      </w:r>
+    </w:p>
+    <w:tbl>
+      <w:tblPr>
+        <w:tblStyle w:val="TableGrid"/>
+        <w:tblW w:w="8640" w:type="dxa"/>
+        <w:jc w:val="left"/>
+        <w:tblInd w:w="0" w:type="dxa"/>
+        <w:tblLayout w:type="fixed"/>
+        <w:tblCellMar>
+          <w:top w:w="0" w:type="dxa"/>
+          <w:left w:w="108" w:type="dxa"/>
+          <w:bottom w:w="0" w:type="dxa"/>
+          <w:right w:w="108" w:type="dxa"/>
+        </w:tblCellMar>
+        <w:tblLook w:val="04a0" w:noHBand="0" w:noVBand="1" w:firstColumn="1" w:lastRow="0" w:lastColumn="0" w:firstRow="1"/>
+      </w:tblPr>
+      <w:tblGrid>
+        <w:gridCol w:w="2880"/>
+        <w:gridCol w:w="2880"/>
+        <w:gridCol w:w="2880"/>
+      </w:tblGrid>
+      <w:tr>
+        <w:trPr/>
+        <w:tc>
+          <w:tcPr>
+            <w:tcW w:w="2880" w:type="dxa"/>
+            <w:tcBorders/>
+            <w:shd w:color="auto" w:fill="BDD6EE" w:val="clear"/>
+          </w:tcPr>
+          <w:p>
+            <w:pPr>
+              <w:pStyle w:val="Normal"/>
+              <w:widowControl w:val="false"/>
+              <w:suppressAutoHyphens w:val="true"/>
+              <w:spacing w:lineRule="auto" w:line="240" w:before="0" w:after="0"/>
+              <w:jc w:val="left"/>
+              <w:rPr>
+                <w:rFonts w:ascii="Cambria" w:hAnsi="Cambria" w:eastAsia="ＭＳ 明朝" w:cs="Arial"/>
+                <w:kern w:val="0"/>
+                <w:sz w:val="22"/>
+                <w:szCs w:val="22"/>
+                <w:lang w:val="en-US" w:eastAsia="en-US" w:bidi="ar-SA"/>
+              </w:rPr>
+            </w:pPr>
+            <w:r>
+              <w:rPr>
+                <w:rFonts w:eastAsia="ＭＳ 明朝" w:cs="Arial"/>
+                <w:b/>
+                <w:kern w:val="0"/>
+                <w:sz w:val="22"/>
+                <w:szCs w:val="22"/>
+                <w:lang w:val="en-US" w:eastAsia="en-US" w:bidi="ar-SA"/>
+              </w:rPr>
+              <w:t>HTTP Code</w:t>
+            </w:r>
+          </w:p>
+        </w:tc>
+        <w:tc>
+          <w:tcPr>
+            <w:tcW w:w="2880" w:type="dxa"/>
+            <w:tcBorders/>
+            <w:shd w:color="auto" w:fill="BDD6EE" w:val="clear"/>
+          </w:tcPr>
+          <w:p>
+            <w:pPr>
+              <w:pStyle w:val="Normal"/>
+              <w:widowControl w:val="false"/>
+              <w:suppressAutoHyphens w:val="true"/>
+              <w:spacing w:lineRule="auto" w:line="240" w:before="0" w:after="0"/>
+              <w:jc w:val="left"/>
+              <w:rPr>
+                <w:rFonts w:ascii="Cambria" w:hAnsi="Cambria" w:eastAsia="ＭＳ 明朝" w:cs="Arial"/>
+                <w:kern w:val="0"/>
+                <w:sz w:val="22"/>
+                <w:szCs w:val="22"/>
+                <w:lang w:val="en-US" w:eastAsia="en-US" w:bidi="ar-SA"/>
+              </w:rPr>
+            </w:pPr>
+            <w:r>
+              <w:rPr>
+                <w:rFonts w:eastAsia="ＭＳ 明朝" w:cs="Arial"/>
+                <w:b/>
+                <w:kern w:val="0"/>
+                <w:sz w:val="22"/>
+                <w:szCs w:val="22"/>
+                <w:lang w:val="en-US" w:eastAsia="en-US" w:bidi="ar-SA"/>
+              </w:rPr>
+              <w:t>Description</w:t>
+            </w:r>
+          </w:p>
+        </w:tc>
+        <w:tc>
+          <w:tcPr>
+            <w:tcW w:w="2880" w:type="dxa"/>
+            <w:tcBorders/>
+            <w:shd w:color="auto" w:fill="BDD6EE" w:val="clear"/>
+          </w:tcPr>
+          <w:p>
+            <w:pPr>
+              <w:pStyle w:val="Normal"/>
+              <w:widowControl w:val="false"/>
+              <w:suppressAutoHyphens w:val="true"/>
+              <w:spacing w:lineRule="auto" w:line="240" w:before="0" w:after="0"/>
+              <w:jc w:val="left"/>
+              <w:rPr>
+                <w:rFonts w:ascii="Cambria" w:hAnsi="Cambria" w:eastAsia="ＭＳ 明朝" w:cs="Arial"/>
+                <w:kern w:val="0"/>
+                <w:sz w:val="22"/>
+                <w:szCs w:val="22"/>
+                <w:lang w:val="en-US" w:eastAsia="en-US" w:bidi="ar-SA"/>
+              </w:rPr>
+            </w:pPr>
+            <w:r>
+              <w:rPr>
+                <w:rFonts w:eastAsia="ＭＳ 明朝" w:cs="Arial"/>
+                <w:b/>
+                <w:kern w:val="0"/>
+                <w:sz w:val="22"/>
+                <w:szCs w:val="22"/>
+                <w:lang w:val="en-US" w:eastAsia="en-US" w:bidi="ar-SA"/>
+              </w:rPr>
+              <w:t>Schema</w:t>
+            </w:r>
+          </w:p>
+        </w:tc>
+      </w:tr>
+      <w:tr>
+        <w:trPr/>
+        <w:tc>
+          <w:tcPr>
+            <w:tcW w:w="2880" w:type="dxa"/>
+            <w:tcBorders/>
+          </w:tcPr>
+          <w:p>
+            <w:pPr>
+              <w:pStyle w:val="Normal"/>
+              <w:widowControl w:val="false"/>
+              <w:suppressAutoHyphens w:val="true"/>
+              <w:spacing w:lineRule="auto" w:line="240" w:before="0" w:after="0"/>
+              <w:jc w:val="left"/>
+              <w:rPr>
+                <w:rFonts w:ascii="Cambria" w:hAnsi="Cambria" w:eastAsia="ＭＳ 明朝" w:cs="Arial"/>
+                <w:kern w:val="0"/>
+                <w:sz w:val="22"/>
+                <w:szCs w:val="22"/>
+                <w:lang w:val="en-US" w:eastAsia="en-US" w:bidi="ar-SA"/>
+              </w:rPr>
+            </w:pPr>
+            <w:r>
+              <w:rPr>
+                <w:rFonts w:eastAsia="ＭＳ 明朝" w:cs="Arial"/>
+                <w:b/>
+                <w:color w:val="00682F"/>
+                <w:kern w:val="0"/>
+                <w:sz w:val="22"/>
+                <w:szCs w:val="22"/>
+                <w:lang w:val="en-US" w:eastAsia="en-US" w:bidi="ar-SA"/>
+              </w:rPr>
+              <w:t>200</w:t>
+            </w:r>
+          </w:p>
+        </w:tc>
+        <w:tc>
+          <w:tcPr>
+            <w:tcW w:w="2880" w:type="dxa"/>
+            <w:tcBorders/>
+          </w:tcPr>
+          <w:p>
+            <w:pPr>
+              <w:pStyle w:val="Normal"/>
+              <w:widowControl w:val="false"/>
+              <w:suppressAutoHyphens w:val="true"/>
+              <w:spacing w:lineRule="auto" w:line="240" w:before="0" w:after="0"/>
+              <w:jc w:val="left"/>
+              <w:rPr>
+                <w:rFonts w:ascii="Cambria" w:hAnsi="Cambria" w:eastAsia="ＭＳ 明朝" w:cs="Arial"/>
+                <w:kern w:val="0"/>
+                <w:sz w:val="22"/>
+                <w:szCs w:val="22"/>
+                <w:lang w:val="en-US" w:eastAsia="en-US" w:bidi="ar-SA"/>
+              </w:rPr>
+            </w:pPr>
+            <w:r>
+              <w:rPr>
+                <w:rFonts w:eastAsia="ＭＳ 明朝" w:cs="Arial"/>
+                <w:b/>
+                <w:color w:val="00682F"/>
+                <w:kern w:val="0"/>
+                <w:sz w:val="22"/>
+                <w:szCs w:val="22"/>
+                <w:lang w:val="en-US" w:eastAsia="en-US" w:bidi="ar-SA"/>
+              </w:rPr>
+              <w:t>JWT token</w:t>
+            </w:r>
+          </w:p>
+        </w:tc>
+        <w:tc>
+          <w:tcPr>
+            <w:tcW w:w="2880" w:type="dxa"/>
+            <w:tcBorders/>
+          </w:tcPr>
+          <w:p>
+            <w:pPr>
+              <w:pStyle w:val="Normal"/>
+              <w:widowControl w:val="false"/>
+              <w:suppressAutoHyphens w:val="true"/>
+              <w:spacing w:lineRule="auto" w:line="240" w:before="0" w:after="0"/>
+              <w:jc w:val="left"/>
+              <w:rPr>
+                <w:rFonts w:ascii="Cambria" w:hAnsi="Cambria" w:eastAsia="ＭＳ 明朝" w:cs="Arial"/>
+                <w:kern w:val="0"/>
+                <w:sz w:val="22"/>
+                <w:szCs w:val="22"/>
+                <w:lang w:val="en-US" w:eastAsia="en-US" w:bidi="ar-SA"/>
+              </w:rPr>
+            </w:pPr>
+            <w:r>
+              <w:rPr>
+                <w:rFonts w:eastAsia="ＭＳ 明朝" w:cs="Arial"/>
+                <w:b/>
+                <w:color w:val="00682F"/>
+                <w:kern w:val="0"/>
+                <w:sz w:val="22"/>
+                <w:szCs w:val="22"/>
+                <w:lang w:val="en-US" w:eastAsia="en-US" w:bidi="ar-SA"/>
+              </w:rPr>
+              <w:t>No Content</w:t>
+            </w:r>
+          </w:p>
+        </w:tc>
+      </w:tr>
+      <w:tr>
+        <w:trPr/>
+        <w:tc>
+          <w:tcPr>
+            <w:tcW w:w="2880" w:type="dxa"/>
+            <w:tcBorders/>
+          </w:tcPr>
+          <w:p>
+            <w:pPr>
+              <w:pStyle w:val="Normal"/>
+              <w:widowControl w:val="false"/>
+              <w:suppressAutoHyphens w:val="true"/>
+              <w:spacing w:lineRule="auto" w:line="240" w:before="0" w:after="0"/>
+              <w:jc w:val="left"/>
+              <w:rPr>
+                <w:rFonts w:ascii="Cambria" w:hAnsi="Cambria" w:eastAsia="ＭＳ 明朝" w:cs="Arial"/>
+                <w:kern w:val="0"/>
+                <w:sz w:val="22"/>
+                <w:szCs w:val="22"/>
+                <w:lang w:val="en-US" w:eastAsia="en-US" w:bidi="ar-SA"/>
+              </w:rPr>
+            </w:pPr>
+            <w:r>
+              <w:rPr>
+                <w:rFonts w:eastAsia="ＭＳ 明朝" w:cs="Arial"/>
+                <w:kern w:val="0"/>
+                <w:sz w:val="22"/>
+                <w:szCs w:val="22"/>
+                <w:lang w:val="en-US" w:eastAsia="en-US" w:bidi="ar-SA"/>
+              </w:rPr>
+              <w:t>400</w:t>
+            </w:r>
+          </w:p>
+        </w:tc>
+        <w:tc>
+          <w:tcPr>
+            <w:tcW w:w="2880" w:type="dxa"/>
+            <w:tcBorders/>
+          </w:tcPr>
+          <w:p>
+            <w:pPr>
+              <w:pStyle w:val="Normal"/>
+              <w:widowControl w:val="false"/>
+              <w:suppressAutoHyphens w:val="true"/>
+              <w:spacing w:lineRule="auto" w:line="240" w:before="0" w:after="0"/>
+              <w:jc w:val="left"/>
+              <w:rPr>
+                <w:rFonts w:ascii="Cambria" w:hAnsi="Cambria" w:eastAsia="ＭＳ 明朝" w:cs="Arial"/>
+                <w:kern w:val="0"/>
+                <w:sz w:val="22"/>
+                <w:szCs w:val="22"/>
+                <w:lang w:val="en-US" w:eastAsia="en-US" w:bidi="ar-SA"/>
+              </w:rPr>
+            </w:pPr>
+            <w:r>
+              <w:rPr>
+                <w:rFonts w:eastAsia="ＭＳ 明朝" w:cs="Arial"/>
+                <w:kern w:val="0"/>
+                <w:sz w:val="22"/>
+                <w:szCs w:val="22"/>
+                <w:lang w:val="en-US" w:eastAsia="en-US" w:bidi="ar-SA"/>
+              </w:rPr>
+              <w:t>Invalid JSON format</w:t>
+            </w:r>
+          </w:p>
+        </w:tc>
+        <w:tc>
+          <w:tcPr>
+            <w:tcW w:w="2880" w:type="dxa"/>
+            <w:tcBorders/>
+          </w:tcPr>
+          <w:p>
+            <w:pPr>
+              <w:pStyle w:val="Normal"/>
+              <w:widowControl w:val="false"/>
+              <w:suppressAutoHyphens w:val="true"/>
+              <w:spacing w:lineRule="auto" w:line="240" w:before="0" w:after="0"/>
+              <w:jc w:val="left"/>
+              <w:rPr>
+                <w:rFonts w:ascii="Cambria" w:hAnsi="Cambria" w:eastAsia="ＭＳ 明朝" w:cs="Arial"/>
+                <w:kern w:val="0"/>
+                <w:sz w:val="22"/>
+                <w:szCs w:val="22"/>
+                <w:lang w:val="en-US" w:eastAsia="en-US" w:bidi="ar-SA"/>
+              </w:rPr>
+            </w:pPr>
+            <w:r>
+              <w:rPr>
+                <w:rFonts w:eastAsia="ＭＳ 明朝" w:cs="Arial"/>
+                <w:kern w:val="0"/>
+                <w:sz w:val="22"/>
+                <w:szCs w:val="22"/>
+                <w:lang w:val="en-US" w:eastAsia="en-US" w:bidi="ar-SA"/>
+              </w:rPr>
+              <w:t>No Content</w:t>
+            </w:r>
+          </w:p>
+        </w:tc>
+      </w:tr>
+      <w:tr>
+        <w:trPr/>
+        <w:tc>
+          <w:tcPr>
+            <w:tcW w:w="2880" w:type="dxa"/>
+            <w:tcBorders/>
+          </w:tcPr>
+          <w:p>
+            <w:pPr>
+              <w:pStyle w:val="Normal"/>
+              <w:widowControl w:val="false"/>
+              <w:suppressAutoHyphens w:val="true"/>
+              <w:spacing w:lineRule="auto" w:line="240" w:before="0" w:after="0"/>
+              <w:jc w:val="left"/>
+              <w:rPr>
+                <w:rFonts w:ascii="Cambria" w:hAnsi="Cambria" w:eastAsia="ＭＳ 明朝" w:cs="Arial"/>
+                <w:kern w:val="0"/>
+                <w:sz w:val="22"/>
+                <w:szCs w:val="22"/>
+                <w:lang w:val="en-US" w:eastAsia="en-US" w:bidi="ar-SA"/>
+              </w:rPr>
+            </w:pPr>
+            <w:r>
+              <w:rPr>
+                <w:rFonts w:eastAsia="ＭＳ 明朝" w:cs="Arial"/>
+                <w:kern w:val="0"/>
+                <w:sz w:val="22"/>
+                <w:szCs w:val="22"/>
+                <w:lang w:val="en-US" w:eastAsia="en-US" w:bidi="ar-SA"/>
+              </w:rPr>
+              <w:t>401</w:t>
+            </w:r>
+          </w:p>
+        </w:tc>
+        <w:tc>
+          <w:tcPr>
+            <w:tcW w:w="2880" w:type="dxa"/>
+            <w:tcBorders/>
+          </w:tcPr>
+          <w:p>
+            <w:pPr>
+              <w:pStyle w:val="Normal"/>
+              <w:widowControl w:val="false"/>
+              <w:suppressAutoHyphens w:val="true"/>
+              <w:spacing w:lineRule="auto" w:line="240" w:before="0" w:after="0"/>
+              <w:jc w:val="left"/>
+              <w:rPr>
+                <w:rFonts w:ascii="Cambria" w:hAnsi="Cambria" w:eastAsia="ＭＳ 明朝" w:cs="Arial"/>
+                <w:kern w:val="0"/>
+                <w:sz w:val="22"/>
+                <w:szCs w:val="22"/>
+                <w:lang w:val="en-US" w:eastAsia="en-US" w:bidi="ar-SA"/>
+              </w:rPr>
+            </w:pPr>
+            <w:r>
+              <w:rPr>
+                <w:rFonts w:eastAsia="ＭＳ 明朝" w:cs="Arial"/>
+                <w:kern w:val="0"/>
+                <w:sz w:val="22"/>
+                <w:szCs w:val="22"/>
+                <w:lang w:val="en-US" w:eastAsia="en-US" w:bidi="ar-SA"/>
+              </w:rPr>
+              <w:t>Unauthorized: invalid credentials</w:t>
+            </w:r>
+          </w:p>
+        </w:tc>
+        <w:tc>
+          <w:tcPr>
+            <w:tcW w:w="2880" w:type="dxa"/>
+            <w:tcBorders/>
+          </w:tcPr>
+          <w:p>
+            <w:pPr>
+              <w:pStyle w:val="Normal"/>
+              <w:widowControl w:val="false"/>
+              <w:suppressAutoHyphens w:val="true"/>
+              <w:spacing w:lineRule="auto" w:line="240" w:before="0" w:after="0"/>
+              <w:jc w:val="left"/>
+              <w:rPr>
+                <w:rFonts w:ascii="Cambria" w:hAnsi="Cambria" w:eastAsia="ＭＳ 明朝" w:cs="Arial"/>
+                <w:kern w:val="0"/>
+                <w:sz w:val="22"/>
+                <w:szCs w:val="22"/>
+                <w:lang w:val="en-US" w:eastAsia="en-US" w:bidi="ar-SA"/>
+              </w:rPr>
+            </w:pPr>
+            <w:r>
+              <w:rPr>
+                <w:rFonts w:eastAsia="ＭＳ 明朝" w:cs="Arial"/>
+                <w:kern w:val="0"/>
+                <w:sz w:val="22"/>
+                <w:szCs w:val="22"/>
+                <w:lang w:val="en-US" w:eastAsia="en-US" w:bidi="ar-SA"/>
+              </w:rPr>
+              <w:t>No Content</w:t>
+            </w:r>
+          </w:p>
+        </w:tc>
+      </w:tr>
+      <w:tr>
+        <w:trPr/>
+        <w:tc>
+          <w:tcPr>
+            <w:tcW w:w="2880" w:type="dxa"/>
+            <w:tcBorders/>
+          </w:tcPr>
+          <w:p>
+            <w:pPr>
+              <w:pStyle w:val="Normal"/>
+              <w:widowControl w:val="false"/>
+              <w:suppressAutoHyphens w:val="true"/>
+              <w:spacing w:lineRule="auto" w:line="240" w:before="0" w:after="0"/>
+              <w:jc w:val="left"/>
+              <w:rPr>
+                <w:rFonts w:ascii="Cambria" w:hAnsi="Cambria" w:eastAsia="ＭＳ 明朝" w:cs="Arial"/>
+                <w:kern w:val="0"/>
+                <w:sz w:val="22"/>
+                <w:szCs w:val="22"/>
+                <w:lang w:val="en-US" w:eastAsia="en-US" w:bidi="ar-SA"/>
+              </w:rPr>
+            </w:pPr>
+            <w:r>
+              <w:rPr>
+                <w:rFonts w:eastAsia="ＭＳ 明朝" w:cs="Arial"/>
+                <w:kern w:val="0"/>
+                <w:sz w:val="22"/>
+                <w:szCs w:val="22"/>
+                <w:lang w:val="en-US" w:eastAsia="en-US" w:bidi="ar-SA"/>
+              </w:rPr>
+              <w:t>500</w:t>
+            </w:r>
+          </w:p>
+        </w:tc>
+        <w:tc>
+          <w:tcPr>
+            <w:tcW w:w="2880" w:type="dxa"/>
+            <w:tcBorders/>
+          </w:tcPr>
+          <w:p>
+            <w:pPr>
+              <w:pStyle w:val="Normal"/>
+              <w:widowControl w:val="false"/>
+              <w:suppressAutoHyphens w:val="true"/>
+              <w:spacing w:lineRule="auto" w:line="240" w:before="0" w:after="0"/>
+              <w:jc w:val="left"/>
+              <w:rPr>
+                <w:rFonts w:ascii="Cambria" w:hAnsi="Cambria" w:eastAsia="ＭＳ 明朝" w:cs="Arial"/>
+                <w:kern w:val="0"/>
+                <w:sz w:val="22"/>
+                <w:szCs w:val="22"/>
+                <w:lang w:val="en-US" w:eastAsia="en-US" w:bidi="ar-SA"/>
+              </w:rPr>
+            </w:pPr>
+            <w:r>
+              <w:rPr>
+                <w:rFonts w:eastAsia="ＭＳ 明朝" w:cs="Arial"/>
+                <w:kern w:val="0"/>
+                <w:sz w:val="22"/>
+                <w:szCs w:val="22"/>
+                <w:lang w:val="en-US" w:eastAsia="en-US" w:bidi="ar-SA"/>
+              </w:rPr>
+              <w:t>Server error during token generation</w:t>
+            </w:r>
+          </w:p>
+        </w:tc>
+        <w:tc>
+          <w:tcPr>
+            <w:tcW w:w="2880" w:type="dxa"/>
+            <w:tcBorders/>
+          </w:tcPr>
+          <w:p>
+            <w:pPr>
+              <w:pStyle w:val="Normal"/>
+              <w:widowControl w:val="false"/>
+              <w:suppressAutoHyphens w:val="true"/>
+              <w:spacing w:lineRule="auto" w:line="240" w:before="0" w:after="0"/>
+              <w:jc w:val="left"/>
+              <w:rPr>
+                <w:rFonts w:ascii="Cambria" w:hAnsi="Cambria" w:eastAsia="ＭＳ 明朝" w:cs="Arial"/>
+                <w:kern w:val="0"/>
+                <w:sz w:val="22"/>
+                <w:szCs w:val="22"/>
+                <w:lang w:val="en-US" w:eastAsia="en-US" w:bidi="ar-SA"/>
+              </w:rPr>
+            </w:pPr>
+            <w:r>
+              <w:rPr>
+                <w:rFonts w:eastAsia="ＭＳ 明朝" w:cs="Arial"/>
+                <w:kern w:val="0"/>
+                <w:sz w:val="22"/>
+                <w:szCs w:val="22"/>
+                <w:lang w:val="en-US" w:eastAsia="en-US" w:bidi="ar-SA"/>
+              </w:rPr>
+              <w:t>No Content</w:t>
+            </w:r>
+          </w:p>
+        </w:tc>
+      </w:tr>
+    </w:tbl>
+    <w:p>
+      <w:pPr>
+        <w:pStyle w:val="Heading3"/>
+        <w:rPr/>
+      </w:pPr>
+      <w:r>
+        <w:rPr/>
+        <w:t>Sample Request [body]</w:t>
+      </w:r>
+    </w:p>
+    <w:p>
+      <w:pPr>
+        <w:pStyle w:val="CODE"/>
+        <w:shd w:val="clear" w:color="auto" w:fill="E0E0E0"/>
+        <w:rPr/>
+      </w:pPr>
+      <w:r>
+        <w:rPr/>
+        <w:t>{</w:t>
+        <w:br/>
+        <w:t xml:space="preserve">    "path": "/sms"</w:t>
         <w:br/>
         <w:t>}</w:t>
       </w:r>
@@ -9081,8 +10277,8 @@
         <w:pStyle w:val="Heading3"/>
         <w:rPr/>
       </w:pPr>
-      <w:bookmarkStart w:id="1" w:name="_RegisterRequest"/>
-      <w:bookmarkStart w:id="2" w:name="_SecureLoginRequest"/>
+      <w:bookmarkStart w:id="1" w:name="_SecureLoginRequest"/>
+      <w:bookmarkStart w:id="2" w:name="_RegisterRequest"/>
       <w:bookmarkEnd w:id="1"/>
       <w:bookmarkEnd w:id="2"/>
       <w:r>
@@ -9447,8 +10643,8 @@
         <w:pStyle w:val="Heading3"/>
         <w:rPr/>
       </w:pPr>
-      <w:bookmarkStart w:id="5" w:name="_SuccessRoleResponse"/>
-      <w:bookmarkStart w:id="6" w:name="_RoleSuccessResponse"/>
+      <w:bookmarkStart w:id="5" w:name="_RoleSuccessResponse"/>
+      <w:bookmarkStart w:id="6" w:name="_SuccessRoleResponse"/>
       <w:bookmarkEnd w:id="5"/>
       <w:bookmarkEnd w:id="6"/>
       <w:r>
@@ -9504,8 +10700,8 @@
         <w:pStyle w:val="Heading3"/>
         <w:rPr/>
       </w:pPr>
-      <w:bookmarkStart w:id="7" w:name="_RoleRequest"/>
-      <w:bookmarkStart w:id="8" w:name="_RoleErrorResponse"/>
+      <w:bookmarkStart w:id="7" w:name="_RoleErrorResponse"/>
+      <w:bookmarkStart w:id="8" w:name="_RoleRequest"/>
       <w:bookmarkEnd w:id="7"/>
       <w:bookmarkEnd w:id="8"/>
       <w:r>
